--- a/Files/Documento_Inicio_Proyecto_RutasTuristicas.docx
+++ b/Files/Documento_Inicio_Proyecto_RutasTuristicas.docx
@@ -391,7 +391,7 @@
                 <w:color w:val="111317"/>
                 <w:sz w:val="18"/>
               </w:rPr>
-              <w:t>Guerra Ríos, Fabián</w:t>
+              <w:t>Tapia Tang, Marcelo B.</w:t>
             </w:r>
           </w:p>
         </w:tc>
@@ -599,6 +599,12 @@
     <w:p>
       <w:pPr>
         <w:sectPr>
+          <w:headerReference w:type="default" r:id="rId12"/>
+          <w:footerReference w:type="default" r:id="rId13"/>
+          <w:headerReference w:type="first" r:id="rId14"/>
+          <w:footerReference w:type="first" r:id="rId15"/>
+          <w:headerReference w:type="even" r:id="rId16"/>
+          <w:footerReference w:type="even" r:id="rId17"/>
           <w:pgSz w:w="11906" w:h="16838"/>
           <w:pgMar w:top="1361" w:right="1417" w:bottom="1134" w:left="1417" w:header="720" w:footer="720" w:gutter="0"/>
           <w:cols w:space="720"/>
@@ -2744,7 +2750,7 @@
               <w:rPr>
                 <w:sz w:val="17"/>
               </w:rPr>
-              <w:t>Reporta a: Jefe del Proyecto — Fabián Guerra</w:t>
+              <w:t>Reporta a: Jefe del Proyecto — Marcelo Tapia</w:t>
             </w:r>
           </w:p>
         </w:tc>
@@ -3145,7 +3151,7 @@
               <w:rPr>
                 <w:sz w:val="17"/>
               </w:rPr>
-              <w:t>Reporta a: Jefe del Proyecto — Fabián Guerra</w:t>
+              <w:t>Reporta a: Jefe del Proyecto — Marcelo Tapia</w:t>
             </w:r>
           </w:p>
         </w:tc>
@@ -3924,7 +3930,7 @@
               <w:rPr>
                 <w:sz w:val="17"/>
               </w:rPr>
-              <w:t>Reporta a: Jefe del Proyecto — Fabián Guerra</w:t>
+              <w:t>Reporta a: Jefe del Proyecto — Marcelo Tapia</w:t>
             </w:r>
           </w:p>
         </w:tc>
@@ -4269,7 +4275,7 @@
               <w:rPr>
                 <w:sz w:val="17"/>
               </w:rPr>
-              <w:t>Nombre: Fabián Guerra</w:t>
+              <w:t>Nombre: Marcelo Tapia</w:t>
             </w:r>
           </w:p>
         </w:tc>
@@ -6314,7 +6320,7 @@
               <w:rPr>
                 <w:sz w:val="17"/>
               </w:rPr>
-              <w:t>Fabián Guerra Ríos</w:t>
+              <w:t>Marcelo B. Tapia Tang</w:t>
             </w:r>
           </w:p>
         </w:tc>
@@ -6737,6 +6743,36 @@
 </w:ftr>
 </file>
 
+<file path=word/footer2.xml><?xml version="1.0" encoding="utf-8"?>
+<w:ftr xmlns:m="http://schemas.openxmlformats.org/officeDocument/2006/math" xmlns:mc="http://schemas.openxmlformats.org/markup-compatibility/2006" xmlns:mo="http://schemas.microsoft.com/office/mac/office/2008/main" xmlns:mv="urn:schemas-microsoft-com:mac:vml" xmlns:o="urn:schemas-microsoft-com:office:office" xmlns:r="http://schemas.openxmlformats.org/officeDocument/2006/relationships" xmlns:v="urn:schemas-microsoft-com:vml" xmlns:w10="urn:schemas-microsoft-com:office:word" xmlns:w14="http://schemas.microsoft.com/office/word/2010/wordml" xmlns:w="http://schemas.openxmlformats.org/wordprocessingml/2006/main" xmlns:wne="http://schemas.microsoft.com/office/word/2006/wordml" xmlns:wp14="http://schemas.microsoft.com/office/word/2010/wordprocessingDrawing" xmlns:wp="http://schemas.openxmlformats.org/drawingml/2006/wordprocessingDrawing" xmlns:wpc="http://schemas.microsoft.com/office/word/2010/wordprocessingCanvas" xmlns:wpg="http://schemas.microsoft.com/office/word/2010/wordprocessingGroup" xmlns:wpi="http://schemas.microsoft.com/office/word/2010/wordprocessingInk" xmlns:wps="http://schemas.microsoft.com/office/word/2010/wordprocessingShape" mc:Ignorable="w14 wp14">
+  <w:p>
+    <w:pPr>
+      <w:pStyle w:val="Footer"/>
+    </w:pPr>
+  </w:p>
+</w:ftr>
+</file>
+
+<file path=word/footer3.xml><?xml version="1.0" encoding="utf-8"?>
+<w:ftr xmlns:m="http://schemas.openxmlformats.org/officeDocument/2006/math" xmlns:mc="http://schemas.openxmlformats.org/markup-compatibility/2006" xmlns:mo="http://schemas.microsoft.com/office/mac/office/2008/main" xmlns:mv="urn:schemas-microsoft-com:mac:vml" xmlns:o="urn:schemas-microsoft-com:office:office" xmlns:r="http://schemas.openxmlformats.org/officeDocument/2006/relationships" xmlns:v="urn:schemas-microsoft-com:vml" xmlns:w10="urn:schemas-microsoft-com:office:word" xmlns:w14="http://schemas.microsoft.com/office/word/2010/wordml" xmlns:w="http://schemas.openxmlformats.org/wordprocessingml/2006/main" xmlns:wne="http://schemas.microsoft.com/office/word/2006/wordml" xmlns:wp14="http://schemas.microsoft.com/office/word/2010/wordprocessingDrawing" xmlns:wp="http://schemas.openxmlformats.org/drawingml/2006/wordprocessingDrawing" xmlns:wpc="http://schemas.microsoft.com/office/word/2010/wordprocessingCanvas" xmlns:wpg="http://schemas.microsoft.com/office/word/2010/wordprocessingGroup" xmlns:wpi="http://schemas.microsoft.com/office/word/2010/wordprocessingInk" xmlns:wps="http://schemas.microsoft.com/office/word/2010/wordprocessingShape" mc:Ignorable="w14 wp14">
+  <w:p>
+    <w:pPr>
+      <w:pStyle w:val="Footer"/>
+    </w:pPr>
+  </w:p>
+</w:ftr>
+</file>
+
+<file path=word/footer4.xml><?xml version="1.0" encoding="utf-8"?>
+<w:ftr xmlns:m="http://schemas.openxmlformats.org/officeDocument/2006/math" xmlns:mc="http://schemas.openxmlformats.org/markup-compatibility/2006" xmlns:mo="http://schemas.microsoft.com/office/mac/office/2008/main" xmlns:mv="urn:schemas-microsoft-com:mac:vml" xmlns:o="urn:schemas-microsoft-com:office:office" xmlns:r="http://schemas.openxmlformats.org/officeDocument/2006/relationships" xmlns:v="urn:schemas-microsoft-com:vml" xmlns:w10="urn:schemas-microsoft-com:office:word" xmlns:w14="http://schemas.microsoft.com/office/word/2010/wordml" xmlns:w="http://schemas.openxmlformats.org/wordprocessingml/2006/main" xmlns:wne="http://schemas.microsoft.com/office/word/2006/wordml" xmlns:wp14="http://schemas.microsoft.com/office/word/2010/wordprocessingDrawing" xmlns:wp="http://schemas.openxmlformats.org/drawingml/2006/wordprocessingDrawing" xmlns:wpc="http://schemas.microsoft.com/office/word/2010/wordprocessingCanvas" xmlns:wpg="http://schemas.microsoft.com/office/word/2010/wordprocessingGroup" xmlns:wpi="http://schemas.microsoft.com/office/word/2010/wordprocessingInk" xmlns:wps="http://schemas.microsoft.com/office/word/2010/wordprocessingShape" mc:Ignorable="w14 wp14">
+  <w:p>
+    <w:pPr>
+      <w:pStyle w:val="Footer"/>
+    </w:pPr>
+  </w:p>
+</w:ftr>
+</file>
+
 <file path=word/footnotes.xml><?xml version="1.0" encoding="utf-8"?>
 <w:footnotes xmlns:wpc="http://schemas.microsoft.com/office/word/2010/wordprocessingCanvas" xmlns:cx="http://schemas.microsoft.com/office/drawing/2014/chartex" xmlns:cx1="http://schemas.microsoft.com/office/drawing/2015/9/8/chartex" xmlns:cx2="http://schemas.microsoft.com/office/drawing/2015/10/21/chartex" xmlns:cx3="http://schemas.microsoft.com/office/drawing/2016/5/9/chartex" xmlns:cx4="http://schemas.microsoft.com/office/drawing/2016/5/10/chartex" xmlns:cx5="http://schemas.microsoft.com/office/drawing/2016/5/11/chartex" xmlns:cx6="http://schemas.microsoft.com/office/drawing/2016/5/12/chartex" xmlns:cx7="http://schemas.microsoft.com/office/drawing/2016/5/13/chartex" xmlns:cx8="http://schemas.microsoft.com/office/drawing/2016/5/14/chartex" xmlns:mc="http://schemas.openxmlformats.org/markup-compatibility/2006" xmlns:aink="http://schemas.microsoft.com/office/drawing/2016/ink" xmlns:am3d="http://schemas.microsoft.com/office/drawing/2017/model3d" xmlns:o="urn:schemas-microsoft-com:office:office" xmlns:oel="http://schemas.microsoft.com/office/2019/extlst" xmlns:r="http://schemas.openxmlformats.org/officeDocument/2006/relationships" xmlns:m="http://schemas.openxmlformats.org/officeDocument/2006/math" xmlns:v="urn:schemas-microsoft-com:vml" xmlns:wp14="http://schemas.microsoft.com/office/word/2010/wordprocessingDrawing" xmlns:wp="http://schemas.openxmlformats.org/drawingml/2006/wordprocessingDrawing" xmlns:w10="urn:schemas-microsoft-com:office:word" xmlns:w="http://schemas.openxmlformats.org/wordprocessingml/2006/main" xmlns:w14="http://schemas.microsoft.com/office/word/2010/wordml" xmlns:w15="http://schemas.microsoft.com/office/word/2012/wordml" xmlns:w16cex="http://schemas.microsoft.com/office/word/2018/wordml/cex" xmlns:w16cid="http://schemas.microsoft.com/office/word/2016/wordml/cid" xmlns:w16="http://schemas.microsoft.com/office/word/2018/wordml" xmlns:w16du="http://schemas.microsoft.com/office/word/2023/wordml/word16du" xmlns:w16sdtdh="http://schemas.microsoft.com/office/word/2020/wordml/sdtdatahash" xmlns:w16sdtfl="http://schemas.microsoft.com/office/word/2024/wordml/sdtformatlock" xmlns:w16se="http://schemas.microsoft.com/office/word/2015/wordml/symex" xmlns:wpg="http://schemas.microsoft.com/office/word/2010/wordprocessingGroup" xmlns:wpi="http://schemas.microsoft.com/office/word/2010/wordprocessingInk" xmlns:wne="http://schemas.microsoft.com/office/word/2006/wordml" xmlns:wps="http://schemas.microsoft.com/office/word/2010/wordprocessingShape" mc:Ignorable="w14 w15 w16se w16cid w16 w16cex w16sdtdh w16sdtfl w16du wp14">
   <w:footnote w:type="separator" w:id="-1">
@@ -6794,6 +6830,36 @@
       </w:rPr>
       <w:t>RT-2026-001</w:t>
     </w:r>
+  </w:p>
+</w:hdr>
+</file>
+
+<file path=word/header2.xml><?xml version="1.0" encoding="utf-8"?>
+<w:hdr xmlns:m="http://schemas.openxmlformats.org/officeDocument/2006/math" xmlns:mc="http://schemas.openxmlformats.org/markup-compatibility/2006" xmlns:mo="http://schemas.microsoft.com/office/mac/office/2008/main" xmlns:mv="urn:schemas-microsoft-com:mac:vml" xmlns:o="urn:schemas-microsoft-com:office:office" xmlns:r="http://schemas.openxmlformats.org/officeDocument/2006/relationships" xmlns:v="urn:schemas-microsoft-com:vml" xmlns:w10="urn:schemas-microsoft-com:office:word" xmlns:w14="http://schemas.microsoft.com/office/word/2010/wordml" xmlns:w="http://schemas.openxmlformats.org/wordprocessingml/2006/main" xmlns:wne="http://schemas.microsoft.com/office/word/2006/wordml" xmlns:wp14="http://schemas.microsoft.com/office/word/2010/wordprocessingDrawing" xmlns:wp="http://schemas.openxmlformats.org/drawingml/2006/wordprocessingDrawing" xmlns:wpc="http://schemas.microsoft.com/office/word/2010/wordprocessingCanvas" xmlns:wpg="http://schemas.microsoft.com/office/word/2010/wordprocessingGroup" xmlns:wpi="http://schemas.microsoft.com/office/word/2010/wordprocessingInk" xmlns:wps="http://schemas.microsoft.com/office/word/2010/wordprocessingShape" mc:Ignorable="w14 wp14">
+  <w:p>
+    <w:pPr>
+      <w:pStyle w:val="Header"/>
+    </w:pPr>
+  </w:p>
+</w:hdr>
+</file>
+
+<file path=word/header3.xml><?xml version="1.0" encoding="utf-8"?>
+<w:hdr xmlns:m="http://schemas.openxmlformats.org/officeDocument/2006/math" xmlns:mc="http://schemas.openxmlformats.org/markup-compatibility/2006" xmlns:mo="http://schemas.microsoft.com/office/mac/office/2008/main" xmlns:mv="urn:schemas-microsoft-com:mac:vml" xmlns:o="urn:schemas-microsoft-com:office:office" xmlns:r="http://schemas.openxmlformats.org/officeDocument/2006/relationships" xmlns:v="urn:schemas-microsoft-com:vml" xmlns:w10="urn:schemas-microsoft-com:office:word" xmlns:w14="http://schemas.microsoft.com/office/word/2010/wordml" xmlns:w="http://schemas.openxmlformats.org/wordprocessingml/2006/main" xmlns:wne="http://schemas.microsoft.com/office/word/2006/wordml" xmlns:wp14="http://schemas.microsoft.com/office/word/2010/wordprocessingDrawing" xmlns:wp="http://schemas.openxmlformats.org/drawingml/2006/wordprocessingDrawing" xmlns:wpc="http://schemas.microsoft.com/office/word/2010/wordprocessingCanvas" xmlns:wpg="http://schemas.microsoft.com/office/word/2010/wordprocessingGroup" xmlns:wpi="http://schemas.microsoft.com/office/word/2010/wordprocessingInk" xmlns:wps="http://schemas.microsoft.com/office/word/2010/wordprocessingShape" mc:Ignorable="w14 wp14">
+  <w:p>
+    <w:pPr>
+      <w:pStyle w:val="Header"/>
+    </w:pPr>
+  </w:p>
+</w:hdr>
+</file>
+
+<file path=word/header4.xml><?xml version="1.0" encoding="utf-8"?>
+<w:hdr xmlns:m="http://schemas.openxmlformats.org/officeDocument/2006/math" xmlns:mc="http://schemas.openxmlformats.org/markup-compatibility/2006" xmlns:mo="http://schemas.microsoft.com/office/mac/office/2008/main" xmlns:mv="urn:schemas-microsoft-com:mac:vml" xmlns:o="urn:schemas-microsoft-com:office:office" xmlns:r="http://schemas.openxmlformats.org/officeDocument/2006/relationships" xmlns:v="urn:schemas-microsoft-com:vml" xmlns:w10="urn:schemas-microsoft-com:office:word" xmlns:w14="http://schemas.microsoft.com/office/word/2010/wordml" xmlns:w="http://schemas.openxmlformats.org/wordprocessingml/2006/main" xmlns:wne="http://schemas.microsoft.com/office/word/2006/wordml" xmlns:wp14="http://schemas.microsoft.com/office/word/2010/wordprocessingDrawing" xmlns:wp="http://schemas.openxmlformats.org/drawingml/2006/wordprocessingDrawing" xmlns:wpc="http://schemas.microsoft.com/office/word/2010/wordprocessingCanvas" xmlns:wpg="http://schemas.microsoft.com/office/word/2010/wordprocessingGroup" xmlns:wpi="http://schemas.microsoft.com/office/word/2010/wordprocessingInk" xmlns:wps="http://schemas.microsoft.com/office/word/2010/wordprocessingShape" mc:Ignorable="w14 wp14">
+  <w:p>
+    <w:pPr>
+      <w:pStyle w:val="Header"/>
+    </w:pPr>
   </w:p>
 </w:hdr>
 </file>

--- a/Files/Documento_Inicio_Proyecto_RutasTuristicas.docx
+++ b/Files/Documento_Inicio_Proyecto_RutasTuristicas.docx
@@ -292,7 +292,7 @@
                 <w:color w:val="111317"/>
                 <w:sz w:val="19"/>
               </w:rPr>
-              <w:t>03 al 17 de agosto de 2026 · 15 días</w:t>
+              <w:t>24 de agosto al 7 de septiembre de 2026 · 15 días</w:t>
             </w:r>
           </w:p>
         </w:tc>
@@ -599,12 +599,12 @@
     <w:p>
       <w:pPr>
         <w:sectPr>
-          <w:headerReference w:type="default" r:id="rId12"/>
-          <w:footerReference w:type="default" r:id="rId13"/>
-          <w:headerReference w:type="first" r:id="rId14"/>
-          <w:footerReference w:type="first" r:id="rId15"/>
-          <w:headerReference w:type="even" r:id="rId16"/>
-          <w:footerReference w:type="even" r:id="rId17"/>
+          <w:headerReference w:type="even" r:id="rId8"/>
+          <w:headerReference w:type="default" r:id="rId9"/>
+          <w:footerReference w:type="even" r:id="rId10"/>
+          <w:footerReference w:type="default" r:id="rId11"/>
+          <w:headerReference w:type="first" r:id="rId12"/>
+          <w:footerReference w:type="first" r:id="rId13"/>
           <w:pgSz w:w="11906" w:h="16838"/>
           <w:pgMar w:top="1361" w:right="1417" w:bottom="1134" w:left="1417" w:header="720" w:footer="720" w:gutter="0"/>
           <w:cols w:space="720"/>
@@ -976,7 +976,7 @@
                 <w:color w:val="111317"/>
                 <w:sz w:val="19"/>
               </w:rPr>
-              <w:t>15 días · Sprint 0 + Sprint 1 + Sprint 2 (03 al 17 de agosto de 2026)</w:t>
+              <w:t>15 días · Sprint 0 + Sprint 1 + Sprint 2 (24 de agosto al 7 de septiembre de 2026)</w:t>
             </w:r>
           </w:p>
         </w:tc>
@@ -1027,464 +1027,6 @@
       <w:pPr>
         <w:spacing w:after="320"/>
       </w:pPr>
-    </w:p>
-    <w:tbl>
-      <w:tblPr>
-        <w:tblW w:w="9072" w:type="dxa"/>
-        <w:tblBorders>
-          <w:top w:val="none" w:sz="0" w:space="0" w:color="FFFFFF"/>
-          <w:left w:val="none" w:sz="0" w:space="0" w:color="FFFFFF"/>
-          <w:bottom w:val="none" w:sz="0" w:space="0" w:color="FFFFFF"/>
-          <w:right w:val="none" w:sz="0" w:space="0" w:color="FFFFFF"/>
-          <w:insideH w:val="single" w:sz="3" w:space="0" w:color="E4E6EA"/>
-          <w:insideV w:val="none" w:sz="0" w:space="0" w:color="FFFFFF"/>
-        </w:tblBorders>
-        <w:tblLayout w:type="fixed"/>
-        <w:tblCellMar>
-          <w:left w:w="0" w:type="dxa"/>
-          <w:right w:w="180" w:type="dxa"/>
-        </w:tblCellMar>
-        <w:tblLook w:val="04A0" w:firstRow="1" w:lastRow="0" w:firstColumn="1" w:lastColumn="0" w:noHBand="0" w:noVBand="1"/>
-      </w:tblPr>
-      <w:tblGrid>
-        <w:gridCol w:w="3024"/>
-        <w:gridCol w:w="3024"/>
-        <w:gridCol w:w="3024"/>
-      </w:tblGrid>
-      <w:tr>
-        <w:tc>
-          <w:tcPr>
-            <w:tcW w:w="3024" w:type="dxa"/>
-            <w:shd w:val="clear" w:color="auto" w:fill="F7F8F9"/>
-          </w:tcPr>
-          <w:p>
-            <w:pPr>
-              <w:spacing w:before="180" w:after="40"/>
-              <w:ind w:left="180"/>
-            </w:pPr>
-            <w:r>
-              <w:rPr>
-                <w:b/>
-                <w:color w:val="E30613"/>
-                <w:spacing w:val="90"/>
-                <w:sz w:val="13"/>
-              </w:rPr>
-              <w:t>ESTACIONES</w:t>
-            </w:r>
-          </w:p>
-          <w:p>
-            <w:pPr>
-              <w:spacing w:after="180" w:line="288" w:lineRule="auto"/>
-              <w:ind w:left="180"/>
-            </w:pPr>
-            <w:r>
-              <w:rPr>
-                <w:b/>
-                <w:color w:val="111317"/>
-                <w:sz w:val="18"/>
-              </w:rPr>
-              <w:t>13 en el corredor sur</w:t>
-            </w:r>
-          </w:p>
-        </w:tc>
-        <w:tc>
-          <w:tcPr>
-            <w:tcW w:w="3024" w:type="dxa"/>
-            <w:shd w:val="clear" w:color="auto" w:fill="F7F8F9"/>
-          </w:tcPr>
-          <w:p>
-            <w:pPr>
-              <w:spacing w:before="180" w:after="40"/>
-              <w:ind w:left="180"/>
-            </w:pPr>
-            <w:r>
-              <w:rPr>
-                <w:b/>
-                <w:color w:val="E30613"/>
-                <w:spacing w:val="90"/>
-                <w:sz w:val="13"/>
-              </w:rPr>
-              <w:t>ZONAS TURÍSTICAS</w:t>
-            </w:r>
-          </w:p>
-          <w:p>
-            <w:pPr>
-              <w:spacing w:after="180" w:line="288" w:lineRule="auto"/>
-              <w:ind w:left="180"/>
-            </w:pPr>
-            <w:r>
-              <w:rPr>
-                <w:b/>
-                <w:color w:val="111317"/>
-                <w:sz w:val="18"/>
-              </w:rPr>
-              <w:t>42 publicadas</w:t>
-            </w:r>
-          </w:p>
-        </w:tc>
-        <w:tc>
-          <w:tcPr>
-            <w:tcW w:w="3024" w:type="dxa"/>
-            <w:shd w:val="clear" w:color="auto" w:fill="F7F8F9"/>
-          </w:tcPr>
-          <w:p>
-            <w:pPr>
-              <w:spacing w:before="180" w:after="40"/>
-              <w:ind w:left="180"/>
-            </w:pPr>
-            <w:r>
-              <w:rPr>
-                <w:b/>
-                <w:color w:val="E30613"/>
-                <w:spacing w:val="90"/>
-                <w:sz w:val="13"/>
-              </w:rPr>
-              <w:t>REQUERIMIENTOS</w:t>
-            </w:r>
-          </w:p>
-          <w:p>
-            <w:pPr>
-              <w:spacing w:after="180" w:line="288" w:lineRule="auto"/>
-              <w:ind w:left="180"/>
-            </w:pPr>
-            <w:r>
-              <w:rPr>
-                <w:b/>
-                <w:color w:val="111317"/>
-                <w:sz w:val="18"/>
-              </w:rPr>
-              <w:t>22 RF · 14 RNF</w:t>
-            </w:r>
-          </w:p>
-        </w:tc>
-      </w:tr>
-    </w:tbl>
-    <w:p>
-      <w:r>
-        <w:br w:type="page"/>
-      </w:r>
-    </w:p>
-    <w:tbl>
-      <w:tblPr>
-        <w:tblW w:w="9072" w:type="dxa"/>
-        <w:tblBorders>
-          <w:top w:val="single" w:sz="10" w:space="0" w:color="111317"/>
-          <w:left w:val="none" w:sz="0" w:space="0" w:color="FFFFFF"/>
-          <w:bottom w:val="single" w:sz="6" w:space="0" w:color="E4E6EA"/>
-          <w:right w:val="none" w:sz="0" w:space="0" w:color="FFFFFF"/>
-          <w:insideH w:val="none" w:sz="0" w:space="0" w:color="FFFFFF"/>
-          <w:insideV w:val="none" w:sz="0" w:space="0" w:color="FFFFFF"/>
-        </w:tblBorders>
-        <w:tblLayout w:type="fixed"/>
-        <w:tblCellMar>
-          <w:top w:w="180" w:type="dxa"/>
-          <w:left w:w="0" w:type="dxa"/>
-          <w:bottom w:w="180" w:type="dxa"/>
-          <w:right w:w="0" w:type="dxa"/>
-        </w:tblCellMar>
-        <w:tblLook w:val="04A0" w:firstRow="1" w:lastRow="0" w:firstColumn="1" w:lastColumn="0" w:noHBand="0" w:noVBand="1"/>
-      </w:tblPr>
-      <w:tblGrid>
-        <w:gridCol w:w="1417"/>
-        <w:gridCol w:w="7655"/>
-      </w:tblGrid>
-      <w:tr>
-        <w:trPr>
-          <w:cantSplit/>
-        </w:trPr>
-        <w:tc>
-          <w:tcPr>
-            <w:tcW w:w="1417" w:type="dxa"/>
-          </w:tcPr>
-          <w:p>
-            <w:pPr>
-              <w:spacing w:line="228" w:lineRule="auto"/>
-            </w:pPr>
-            <w:r>
-              <w:rPr>
-                <w:b/>
-                <w:color w:val="E30613"/>
-                <w:sz w:val="68"/>
-              </w:rPr>
-              <w:lastRenderedPageBreak/>
-              <w:t>02</w:t>
-            </w:r>
-          </w:p>
-        </w:tc>
-        <w:tc>
-          <w:tcPr>
-            <w:tcW w:w="7654" w:type="dxa"/>
-            <w:vAlign w:val="center"/>
-          </w:tcPr>
-          <w:p>
-            <w:pPr>
-              <w:spacing w:after="60"/>
-            </w:pPr>
-            <w:r>
-              <w:rPr>
-                <w:b/>
-                <w:color w:val="6B7280"/>
-                <w:spacing w:val="130"/>
-                <w:sz w:val="13"/>
-              </w:rPr>
-              <w:t>SECCIÓN</w:t>
-            </w:r>
-          </w:p>
-          <w:p>
-            <w:pPr>
-              <w:spacing w:line="259" w:lineRule="auto"/>
-            </w:pPr>
-            <w:r>
-              <w:rPr>
-                <w:b/>
-                <w:color w:val="111317"/>
-                <w:sz w:val="38"/>
-              </w:rPr>
-              <w:t>Descripción del Proyecto</w:t>
-            </w:r>
-          </w:p>
-          <w:p>
-            <w:pPr>
-              <w:spacing w:before="120" w:line="324" w:lineRule="auto"/>
-            </w:pPr>
-            <w:r>
-              <w:rPr>
-                <w:color w:val="6B7280"/>
-                <w:sz w:val="18"/>
-              </w:rPr>
-              <w:t>Las cinco preguntas de encuadre del acta de constitución.</w:t>
-            </w:r>
-          </w:p>
-        </w:tc>
-      </w:tr>
-    </w:tbl>
-    <w:p>
-      <w:pPr>
-        <w:spacing w:after="320"/>
-      </w:pPr>
-    </w:p>
-    <w:p>
-      <w:pPr>
-        <w:spacing w:after="100" w:line="331" w:lineRule="auto"/>
-        <w:ind w:left="320" w:hanging="320"/>
-        <w:jc w:val="both"/>
-      </w:pPr>
-      <w:r>
-        <w:rPr>
-          <w:b/>
-          <w:color w:val="E30613"/>
-        </w:rPr>
-        <w:t xml:space="preserve">·   </w:t>
-      </w:r>
-      <w:r>
-        <w:rPr>
-          <w:b/>
-          <w:color w:val="111317"/>
-        </w:rPr>
-        <w:t xml:space="preserve">Qué.  </w:t>
-      </w:r>
-      <w:r>
-        <w:t>Desarrollo de una plataforma web que actúa como asesor turístico especializado y entrega al ciudadano rutas diseñadas para recorrerse exclusivamente a pie desde las estaciones ferroviarias, bajo un modelo de trayecto único de ida y vuelta.</w:t>
-      </w:r>
-    </w:p>
-    <w:p>
-      <w:pPr>
-        <w:spacing w:after="100" w:line="331" w:lineRule="auto"/>
-        <w:ind w:left="320" w:hanging="320"/>
-        <w:jc w:val="both"/>
-      </w:pPr>
-      <w:r>
-        <w:rPr>
-          <w:b/>
-          <w:color w:val="E30613"/>
-        </w:rPr>
-        <w:t xml:space="preserve">·   </w:t>
-      </w:r>
-      <w:r>
-        <w:rPr>
-          <w:b/>
-          <w:color w:val="111317"/>
-        </w:rPr>
-        <w:t xml:space="preserve">Quién.  </w:t>
-      </w:r>
-      <w:r>
-        <w:t>Proyecto dispuesto por el Ministerio de Transportes y Comunicaciones (MTC) como entidad promotora y gestora de la plataforma, y ejecutado por el equipo de proyecto conformado por Jefe de Proyecto, Analista de Negocios, Arquitecta de Software, Desarrollador y Asegurador de Calidad. Las fuentes de información periódica son SENAMHI, PeruRail y Travel Group Perú.</w:t>
-      </w:r>
-    </w:p>
-    <w:p>
-      <w:pPr>
-        <w:spacing w:after="100" w:line="331" w:lineRule="auto"/>
-        <w:ind w:left="320" w:hanging="320"/>
-        <w:jc w:val="both"/>
-      </w:pPr>
-      <w:r>
-        <w:rPr>
-          <w:b/>
-          <w:color w:val="E30613"/>
-        </w:rPr>
-        <w:t xml:space="preserve">·   </w:t>
-      </w:r>
-      <w:r>
-        <w:rPr>
-          <w:b/>
-          <w:color w:val="111317"/>
-        </w:rPr>
-        <w:t xml:space="preserve">Cómo.  </w:t>
-      </w:r>
-      <w:r>
-        <w:t>Bajo el marco ágil Scrum Vanilla (Scrum Guide 2020), con una arquitectura en capas sobre el patrón MVC: frontend Angular 22 como aplicación de página única, backend Node.js 20 con Express 5 exponiendo una API REST, y base de datos MySQL 8 normalizada hasta la tercera forma normal con prefijos por tabla. La previsión climática se sincroniza automáticamente desde Open-Meteo, en el rol que el caso asigna al SENAMHI.</w:t>
-      </w:r>
-    </w:p>
-    <w:p>
-      <w:pPr>
-        <w:spacing w:after="100" w:line="331" w:lineRule="auto"/>
-        <w:ind w:left="320" w:hanging="320"/>
-        <w:jc w:val="both"/>
-      </w:pPr>
-      <w:r>
-        <w:rPr>
-          <w:b/>
-          <w:color w:val="E30613"/>
-        </w:rPr>
-        <w:t xml:space="preserve">·   </w:t>
-      </w:r>
-      <w:r>
-        <w:rPr>
-          <w:b/>
-          <w:color w:val="111317"/>
-        </w:rPr>
-        <w:t xml:space="preserve">Cuándo.  </w:t>
-      </w:r>
-      <w:r>
-        <w:t>Durante el segundo semestre de 2026, en un plazo total de 15 días de ejecución distribuidos en Sprint 0, Sprint 1 y Sprint 2, del 03 al 17 de agosto de 2026.</w:t>
-      </w:r>
-    </w:p>
-    <w:p>
-      <w:pPr>
-        <w:spacing w:after="100" w:line="331" w:lineRule="auto"/>
-        <w:ind w:left="320" w:hanging="320"/>
-        <w:jc w:val="both"/>
-      </w:pPr>
-      <w:r>
-        <w:rPr>
-          <w:b/>
-          <w:color w:val="E30613"/>
-        </w:rPr>
-        <w:t xml:space="preserve">·   </w:t>
-      </w:r>
-      <w:r>
-        <w:rPr>
-          <w:b/>
-          <w:color w:val="111317"/>
-        </w:rPr>
-        <w:t xml:space="preserve">Dónde.  </w:t>
-      </w:r>
-      <w:r>
-        <w:t>Perú. El alcance inicial cubre el corredor ferroviario del sur —Cusco, Valle Sagrado, Machu Picchu, Puno y Arequipa— con 13 estaciones y 42 zonas turísticas cargadas. Se opera desde la sede del MTC y se despliega en un entorno web accesible desde cualquier navegador moderno.</w:t>
-      </w:r>
-    </w:p>
-    <w:p>
-      <w:pPr>
-        <w:spacing w:after="240"/>
-      </w:pPr>
-    </w:p>
-    <w:tbl>
-      <w:tblPr>
-        <w:tblW w:w="9072" w:type="dxa"/>
-        <w:tblBorders>
-          <w:top w:val="single" w:sz="8" w:space="0" w:color="E4E6EA"/>
-          <w:left w:val="single" w:sz="8" w:space="0" w:color="E4E6EA"/>
-          <w:bottom w:val="single" w:sz="8" w:space="0" w:color="E4E6EA"/>
-          <w:right w:val="single" w:sz="8" w:space="0" w:color="E4E6EA"/>
-          <w:insideH w:val="none" w:sz="0" w:space="0" w:color="FFFFFF"/>
-          <w:insideV w:val="none" w:sz="0" w:space="0" w:color="FFFFFF"/>
-        </w:tblBorders>
-        <w:tblLayout w:type="fixed"/>
-        <w:tblCellMar>
-          <w:left w:w="0" w:type="dxa"/>
-          <w:right w:w="0" w:type="dxa"/>
-        </w:tblCellMar>
-        <w:tblLook w:val="04A0" w:firstRow="1" w:lastRow="0" w:firstColumn="1" w:lastColumn="0" w:noHBand="0" w:noVBand="1"/>
-      </w:tblPr>
-      <w:tblGrid>
-        <w:gridCol w:w="9072"/>
-      </w:tblGrid>
-      <w:tr>
-        <w:trPr>
-          <w:cantSplit/>
-          <w:trHeight w:val="3855"/>
-        </w:trPr>
-        <w:tc>
-          <w:tcPr>
-            <w:tcW w:w="9071" w:type="dxa"/>
-            <w:shd w:val="clear" w:color="auto" w:fill="F7F8F9"/>
-            <w:vAlign w:val="center"/>
-          </w:tcPr>
-          <w:p>
-            <w:pPr>
-              <w:spacing w:after="60"/>
-              <w:jc w:val="center"/>
-            </w:pPr>
-            <w:r>
-              <w:rPr>
-                <w:b/>
-                <w:color w:val="E30613"/>
-                <w:sz w:val="30"/>
-              </w:rPr>
-              <w:t>+</w:t>
-            </w:r>
-          </w:p>
-          <w:p>
-            <w:pPr>
-              <w:spacing w:after="60"/>
-              <w:jc w:val="center"/>
-            </w:pPr>
-            <w:r>
-              <w:rPr>
-                <w:b/>
-                <w:color w:val="6B7280"/>
-                <w:spacing w:val="110"/>
-                <w:sz w:val="14"/>
-              </w:rPr>
-              <w:t>ESPACIO RESERVADO PARA IMAGEN</w:t>
-            </w:r>
-          </w:p>
-          <w:p>
-            <w:pPr>
-              <w:spacing w:line="312" w:lineRule="auto"/>
-              <w:jc w:val="center"/>
-            </w:pPr>
-            <w:r>
-              <w:rPr>
-                <w:i/>
-                <w:color w:val="6B7280"/>
-                <w:sz w:val="17"/>
-              </w:rPr>
-              <w:t>Insertar aquí el diagrama de contexto (MTC · SENAMHI · PeruRail · Travel Group Perú → plataforma → ciudadano).</w:t>
-            </w:r>
-          </w:p>
-        </w:tc>
-      </w:tr>
-    </w:tbl>
-    <w:p>
-      <w:pPr>
-        <w:spacing w:before="100" w:after="260"/>
-      </w:pPr>
-      <w:r>
-        <w:rPr>
-          <w:b/>
-          <w:color w:val="E30613"/>
-          <w:sz w:val="16"/>
-        </w:rPr>
-        <w:t xml:space="preserve">Figura 1. </w:t>
-      </w:r>
-      <w:r>
-        <w:rPr>
-          <w:color w:val="6B7280"/>
-          <w:sz w:val="16"/>
-        </w:rPr>
-        <w:t>Contexto del sistema: fuentes de información, plataforma y usuario final.</w:t>
-      </w:r>
     </w:p>
     <w:p>
       <w:r>
@@ -1534,6 +1076,221 @@
                 <w:sz w:val="68"/>
               </w:rPr>
               <w:lastRenderedPageBreak/>
+              <w:t>02</w:t>
+            </w:r>
+          </w:p>
+        </w:tc>
+        <w:tc>
+          <w:tcPr>
+            <w:tcW w:w="7654" w:type="dxa"/>
+            <w:vAlign w:val="center"/>
+          </w:tcPr>
+          <w:p>
+            <w:pPr>
+              <w:spacing w:after="60"/>
+            </w:pPr>
+            <w:r>
+              <w:rPr>
+                <w:b/>
+                <w:color w:val="6B7280"/>
+                <w:spacing w:val="130"/>
+                <w:sz w:val="13"/>
+              </w:rPr>
+              <w:t>SECCIÓN</w:t>
+            </w:r>
+          </w:p>
+          <w:p>
+            <w:pPr>
+              <w:spacing w:line="259" w:lineRule="auto"/>
+            </w:pPr>
+            <w:r>
+              <w:rPr>
+                <w:b/>
+                <w:color w:val="111317"/>
+                <w:sz w:val="38"/>
+              </w:rPr>
+              <w:t>Descripción del Proyecto</w:t>
+            </w:r>
+          </w:p>
+          <w:p>
+            <w:pPr>
+              <w:spacing w:before="120" w:line="324" w:lineRule="auto"/>
+            </w:pPr>
+            <w:r>
+              <w:rPr>
+                <w:color w:val="6B7280"/>
+                <w:sz w:val="18"/>
+              </w:rPr>
+              <w:t>Las cinco preguntas de encuadre del acta de constitución.</w:t>
+            </w:r>
+          </w:p>
+        </w:tc>
+      </w:tr>
+    </w:tbl>
+    <w:p>
+      <w:pPr>
+        <w:spacing w:after="100" w:line="331" w:lineRule="auto"/>
+        <w:jc w:val="both"/>
+      </w:pPr>
+    </w:p>
+    <w:p>
+      <w:pPr>
+        <w:spacing w:after="100" w:line="331" w:lineRule="auto"/>
+        <w:jc w:val="both"/>
+        <w:rPr>
+          <w:lang w:val="es-PE"/>
+        </w:rPr>
+      </w:pPr>
+      <w:r>
+        <w:rPr>
+          <w:lang w:val="es-PE"/>
+        </w:rPr>
+        <w:t>El proyecto consiste en desarrollar una plataforma web que funciona como asesor turístico y genera rutas para recorrer a pie desde estaciones ferroviarias, bajo un modelo de ida y vuelta.</w:t>
+      </w:r>
+    </w:p>
+    <w:p>
+      <w:pPr>
+        <w:spacing w:after="100" w:line="331" w:lineRule="auto"/>
+        <w:jc w:val="both"/>
+        <w:rPr>
+          <w:lang w:val="es-PE"/>
+        </w:rPr>
+      </w:pPr>
+      <w:r>
+        <w:rPr>
+          <w:lang w:val="es-PE"/>
+        </w:rPr>
+        <w:t xml:space="preserve">La iniciativa es promovida por el Ministerio de Transportes y Comunicaciones (MTC) y ejecutada por un equipo conformado por </w:t>
+      </w:r>
+      <w:proofErr w:type="gramStart"/>
+      <w:r>
+        <w:rPr>
+          <w:lang w:val="es-PE"/>
+        </w:rPr>
+        <w:t>Jefe</w:t>
+      </w:r>
+      <w:proofErr w:type="gramEnd"/>
+      <w:r>
+        <w:rPr>
+          <w:lang w:val="es-PE"/>
+        </w:rPr>
+        <w:t xml:space="preserve"> de Proyecto, Analista de Negocios, Arquitecta de Software, Desarrollador y Asegurador de Calidad. La información turística, ferroviaria y climática proviene de fuentes como Travel Group Perú, </w:t>
+      </w:r>
+      <w:proofErr w:type="spellStart"/>
+      <w:r>
+        <w:rPr>
+          <w:lang w:val="es-PE"/>
+        </w:rPr>
+        <w:t>PeruRail</w:t>
+      </w:r>
+      <w:proofErr w:type="spellEnd"/>
+      <w:r>
+        <w:rPr>
+          <w:lang w:val="es-PE"/>
+        </w:rPr>
+        <w:t xml:space="preserve"> y SENAMHI, con sincronización climática mediante Open-</w:t>
+      </w:r>
+      <w:proofErr w:type="spellStart"/>
+      <w:r>
+        <w:rPr>
+          <w:lang w:val="es-PE"/>
+        </w:rPr>
+        <w:t>Meteo</w:t>
+      </w:r>
+      <w:proofErr w:type="spellEnd"/>
+      <w:r>
+        <w:rPr>
+          <w:lang w:val="es-PE"/>
+        </w:rPr>
+        <w:t>.</w:t>
+      </w:r>
+    </w:p>
+    <w:p>
+      <w:pPr>
+        <w:spacing w:after="100" w:line="331" w:lineRule="auto"/>
+        <w:jc w:val="both"/>
+        <w:rPr>
+          <w:lang w:val="es-PE"/>
+        </w:rPr>
+      </w:pPr>
+      <w:r>
+        <w:rPr>
+          <w:lang w:val="es-PE"/>
+        </w:rPr>
+        <w:t>El desarrollo se realizará bajo Scrum Vanilla, con una arquitectura MVC en capas, utilizando Angular 22, Node.js 20, Express 5 y MySQL 8 normalizado en 3FN.</w:t>
+      </w:r>
+    </w:p>
+    <w:p>
+      <w:pPr>
+        <w:spacing w:after="100" w:line="331" w:lineRule="auto"/>
+        <w:jc w:val="both"/>
+        <w:rPr>
+          <w:lang w:val="es-PE"/>
+        </w:rPr>
+      </w:pPr>
+      <w:r>
+        <w:rPr>
+          <w:lang w:val="es-PE"/>
+        </w:rPr>
+        <w:t>El proyecto se ejecutará del 24 de agosto al 7 de septiembre de 2026, durante 15 días, y tendrá como alcance inicial el corredor ferroviario del sur del Perú, incluyendo Cusco, Valle Sagrado, Machu Picchu, Puno y Arequipa, con 13 estaciones y 42 zonas turísticas. La plataforma será accesible desde cualquier navegador moderno.</w:t>
+      </w:r>
+    </w:p>
+    <w:p>
+      <w:pPr>
+        <w:tabs>
+          <w:tab w:val="center" w:pos="4536"/>
+        </w:tabs>
+      </w:pPr>
+      <w:r>
+        <w:br w:type="page"/>
+      </w:r>
+      <w:r>
+        <w:lastRenderedPageBreak/>
+        <w:tab/>
+      </w:r>
+    </w:p>
+    <w:tbl>
+      <w:tblPr>
+        <w:tblW w:w="9072" w:type="dxa"/>
+        <w:tblBorders>
+          <w:top w:val="single" w:sz="10" w:space="0" w:color="111317"/>
+          <w:left w:val="none" w:sz="0" w:space="0" w:color="FFFFFF"/>
+          <w:bottom w:val="single" w:sz="6" w:space="0" w:color="E4E6EA"/>
+          <w:right w:val="none" w:sz="0" w:space="0" w:color="FFFFFF"/>
+          <w:insideH w:val="none" w:sz="0" w:space="0" w:color="FFFFFF"/>
+          <w:insideV w:val="none" w:sz="0" w:space="0" w:color="FFFFFF"/>
+        </w:tblBorders>
+        <w:tblLayout w:type="fixed"/>
+        <w:tblCellMar>
+          <w:top w:w="180" w:type="dxa"/>
+          <w:left w:w="0" w:type="dxa"/>
+          <w:bottom w:w="180" w:type="dxa"/>
+          <w:right w:w="0" w:type="dxa"/>
+        </w:tblCellMar>
+        <w:tblLook w:val="04A0" w:firstRow="1" w:lastRow="0" w:firstColumn="1" w:lastColumn="0" w:noHBand="0" w:noVBand="1"/>
+      </w:tblPr>
+      <w:tblGrid>
+        <w:gridCol w:w="1417"/>
+        <w:gridCol w:w="7655"/>
+      </w:tblGrid>
+      <w:tr>
+        <w:trPr>
+          <w:cantSplit/>
+        </w:trPr>
+        <w:tc>
+          <w:tcPr>
+            <w:tcW w:w="1417" w:type="dxa"/>
+          </w:tcPr>
+          <w:p>
+            <w:pPr>
+              <w:spacing w:line="228" w:lineRule="auto"/>
+            </w:pPr>
+            <w:r>
+              <w:rPr>
+                <w:b/>
+                <w:color w:val="E30613"/>
+                <w:sz w:val="68"/>
+              </w:rPr>
               <w:t>03</w:t>
             </w:r>
           </w:p>
@@ -1707,84 +1464,6 @@
         <w:spacing w:after="160"/>
       </w:pPr>
     </w:p>
-    <w:tbl>
-      <w:tblPr>
-        <w:tblW w:w="9072" w:type="dxa"/>
-        <w:tblBorders>
-          <w:top w:val="single" w:sz="8" w:space="0" w:color="E4E6EA"/>
-          <w:left w:val="single" w:sz="8" w:space="0" w:color="E4E6EA"/>
-          <w:bottom w:val="single" w:sz="8" w:space="0" w:color="E4E6EA"/>
-          <w:right w:val="single" w:sz="8" w:space="0" w:color="E4E6EA"/>
-          <w:insideH w:val="none" w:sz="0" w:space="0" w:color="FFFFFF"/>
-          <w:insideV w:val="none" w:sz="0" w:space="0" w:color="FFFFFF"/>
-        </w:tblBorders>
-        <w:tblLayout w:type="fixed"/>
-        <w:tblCellMar>
-          <w:left w:w="0" w:type="dxa"/>
-          <w:right w:w="0" w:type="dxa"/>
-        </w:tblCellMar>
-        <w:tblLook w:val="04A0" w:firstRow="1" w:lastRow="0" w:firstColumn="1" w:lastColumn="0" w:noHBand="0" w:noVBand="1"/>
-      </w:tblPr>
-      <w:tblGrid>
-        <w:gridCol w:w="9072"/>
-      </w:tblGrid>
-      <w:tr>
-        <w:trPr>
-          <w:cantSplit/>
-          <w:trHeight w:val="4195"/>
-        </w:trPr>
-        <w:tc>
-          <w:tcPr>
-            <w:tcW w:w="9071" w:type="dxa"/>
-            <w:shd w:val="clear" w:color="auto" w:fill="F7F8F9"/>
-            <w:vAlign w:val="center"/>
-          </w:tcPr>
-          <w:p>
-            <w:pPr>
-              <w:spacing w:after="60"/>
-              <w:jc w:val="center"/>
-            </w:pPr>
-            <w:r>
-              <w:rPr>
-                <w:b/>
-                <w:color w:val="E30613"/>
-                <w:sz w:val="30"/>
-              </w:rPr>
-              <w:t>+</w:t>
-            </w:r>
-          </w:p>
-          <w:p>
-            <w:pPr>
-              <w:spacing w:after="60"/>
-              <w:jc w:val="center"/>
-            </w:pPr>
-            <w:r>
-              <w:rPr>
-                <w:b/>
-                <w:color w:val="6B7280"/>
-                <w:spacing w:val="110"/>
-                <w:sz w:val="14"/>
-              </w:rPr>
-              <w:t>ESPACIO RESERVADO PARA IMAGEN</w:t>
-            </w:r>
-          </w:p>
-          <w:p>
-            <w:pPr>
-              <w:spacing w:line="312" w:lineRule="auto"/>
-              <w:jc w:val="center"/>
-            </w:pPr>
-            <w:r>
-              <w:rPr>
-                <w:i/>
-                <w:color w:val="6B7280"/>
-                <w:sz w:val="17"/>
-              </w:rPr>
-              <w:t>Insertar aquí la captura del informe generado (encabezado con folio, bloque de clima y bloque ferroviario).</w:t>
-            </w:r>
-          </w:p>
-        </w:tc>
-      </w:tr>
-    </w:tbl>
     <w:p>
       <w:pPr>
         <w:spacing w:before="100" w:after="260"/>
@@ -1795,7 +1474,59 @@
           <w:color w:val="E30613"/>
           <w:sz w:val="16"/>
         </w:rPr>
-        <w:t xml:space="preserve">Figura 2. </w:t>
+        <w:drawing>
+          <wp:inline distT="0" distB="0" distL="0" distR="0" wp14:anchorId="7EB2295C" wp14:editId="56A45AC0">
+            <wp:extent cx="5760720" cy="1969770"/>
+            <wp:effectExtent l="0" t="0" r="0" b="0"/>
+            <wp:docPr id="957163510" name="Imagen 1"/>
+            <wp:cNvGraphicFramePr>
+              <a:graphicFrameLocks xmlns:a="http://schemas.openxmlformats.org/drawingml/2006/main" noChangeAspect="1"/>
+            </wp:cNvGraphicFramePr>
+            <a:graphic xmlns:a="http://schemas.openxmlformats.org/drawingml/2006/main">
+              <a:graphicData uri="http://schemas.openxmlformats.org/drawingml/2006/picture">
+                <pic:pic xmlns:pic="http://schemas.openxmlformats.org/drawingml/2006/picture">
+                  <pic:nvPicPr>
+                    <pic:cNvPr id="957163510" name=""/>
+                    <pic:cNvPicPr/>
+                  </pic:nvPicPr>
+                  <pic:blipFill>
+                    <a:blip r:embed="rId14"/>
+                    <a:stretch>
+                      <a:fillRect/>
+                    </a:stretch>
+                  </pic:blipFill>
+                  <pic:spPr>
+                    <a:xfrm>
+                      <a:off x="0" y="0"/>
+                      <a:ext cx="5760720" cy="1969770"/>
+                    </a:xfrm>
+                    <a:prstGeom prst="rect">
+                      <a:avLst/>
+                    </a:prstGeom>
+                  </pic:spPr>
+                </pic:pic>
+              </a:graphicData>
+            </a:graphic>
+          </wp:inline>
+        </w:drawing>
+      </w:r>
+      <w:proofErr w:type="spellStart"/>
+      <w:r>
+        <w:rPr>
+          <w:b/>
+          <w:color w:val="E30613"/>
+          <w:sz w:val="16"/>
+        </w:rPr>
+        <w:t>Figura</w:t>
+      </w:r>
+      <w:proofErr w:type="spellEnd"/>
+      <w:r>
+        <w:rPr>
+          <w:b/>
+          <w:color w:val="E30613"/>
+          <w:sz w:val="16"/>
+        </w:rPr>
+        <w:t xml:space="preserve"> 2. </w:t>
       </w:r>
       <w:r>
         <w:rPr>
@@ -1911,7 +1642,6 @@
                 <w:color w:val="E30613"/>
                 <w:sz w:val="17"/>
               </w:rPr>
-              <w:lastRenderedPageBreak/>
               <w:t>PeruRail</w:t>
             </w:r>
           </w:p>
@@ -1951,6 +1681,7 @@
                 <w:color w:val="E30613"/>
                 <w:sz w:val="17"/>
               </w:rPr>
+              <w:lastRenderedPageBreak/>
               <w:t>Travel Group Perú</w:t>
             </w:r>
           </w:p>
@@ -2387,7 +2118,7 @@
               <w:rPr>
                 <w:sz w:val="17"/>
               </w:rPr>
-              <w:t>Concluir el proyecto en un plazo de 15 días (03 al 17 de agosto de 2026).</w:t>
+              <w:t>Concluir el proyecto en un plazo de 15 días (24 de agosto al 7 de septiembre de 2026).</w:t>
             </w:r>
           </w:p>
         </w:tc>
@@ -3111,7 +2842,81 @@
               <w:rPr>
                 <w:sz w:val="17"/>
               </w:rPr>
-              <w:t>Responsable de diseñar y definir la arquitectura técnica del sistema —patrón MVC en capas, API REST y modelo de datos en 3FN—, asegurando seguridad, escalabilidad y alineación con los requerimientos aprobados.</w:t>
+              <w:t xml:space="preserve">Responsable de diseñar y definir la </w:t>
+            </w:r>
+            <w:proofErr w:type="spellStart"/>
+            <w:r>
+              <w:rPr>
+                <w:sz w:val="17"/>
+              </w:rPr>
+              <w:t>arquitectura</w:t>
+            </w:r>
+            <w:proofErr w:type="spellEnd"/>
+            <w:r>
+              <w:rPr>
+                <w:sz w:val="17"/>
+              </w:rPr>
+              <w:t xml:space="preserve"> </w:t>
+            </w:r>
+            <w:proofErr w:type="spellStart"/>
+            <w:r>
+              <w:rPr>
+                <w:sz w:val="17"/>
+              </w:rPr>
+              <w:t>técnica</w:t>
+            </w:r>
+            <w:proofErr w:type="spellEnd"/>
+            <w:r>
+              <w:rPr>
+                <w:sz w:val="17"/>
+              </w:rPr>
+              <w:t xml:space="preserve"> del </w:t>
+            </w:r>
+            <w:r>
+              <w:rPr>
+                <w:sz w:val="17"/>
+              </w:rPr>
+              <w:t xml:space="preserve">Sistema, </w:t>
+            </w:r>
+            <w:proofErr w:type="spellStart"/>
+            <w:r>
+              <w:rPr>
+                <w:sz w:val="17"/>
+              </w:rPr>
+              <w:t>patrón</w:t>
+            </w:r>
+            <w:proofErr w:type="spellEnd"/>
+            <w:r>
+              <w:rPr>
+                <w:sz w:val="17"/>
+              </w:rPr>
+              <w:t xml:space="preserve"> MVC </w:t>
+            </w:r>
+            <w:proofErr w:type="spellStart"/>
+            <w:r>
+              <w:rPr>
+                <w:sz w:val="17"/>
+              </w:rPr>
+              <w:t>en</w:t>
+            </w:r>
+            <w:proofErr w:type="spellEnd"/>
+            <w:r>
+              <w:rPr>
+                <w:sz w:val="17"/>
+              </w:rPr>
+              <w:t xml:space="preserve"> capas, API REST y modelo de datos en 3F</w:t>
+            </w:r>
+            <w:r>
+              <w:rPr>
+                <w:sz w:val="17"/>
+              </w:rPr>
+              <w:t>N</w:t>
+            </w:r>
+            <w:r>
+              <w:rPr>
+                <w:sz w:val="17"/>
+              </w:rPr>
+              <w:t>, asegurando seguridad, escalabilidad y alineación con los requerimientos aprobados.</w:t>
             </w:r>
           </w:p>
         </w:tc>
@@ -4717,7 +4522,7 @@
               <w:rPr>
                 <w:sz w:val="17"/>
               </w:rPr>
-              <w:t>03 de agosto de 2026</w:t>
+              <w:t>24 de agosto de 2026</w:t>
             </w:r>
           </w:p>
         </w:tc>
@@ -4757,7 +4562,7 @@
               <w:rPr>
                 <w:sz w:val="17"/>
               </w:rPr>
-              <w:t>03 de agosto de 2026</w:t>
+              <w:t>24 de agosto de 2026</w:t>
             </w:r>
           </w:p>
         </w:tc>
@@ -4797,7 +4602,7 @@
               <w:rPr>
                 <w:sz w:val="17"/>
               </w:rPr>
-              <w:t>05 de agosto de 2026</w:t>
+              <w:t>26 de agosto de 2026</w:t>
             </w:r>
           </w:p>
         </w:tc>
@@ -4837,7 +4642,7 @@
               <w:rPr>
                 <w:sz w:val="17"/>
               </w:rPr>
-              <w:t>10 de agosto de 2026</w:t>
+              <w:t>31 de agosto de 2026</w:t>
             </w:r>
           </w:p>
         </w:tc>
@@ -4877,7 +4682,7 @@
               <w:rPr>
                 <w:sz w:val="17"/>
               </w:rPr>
-              <w:t>15 de agosto de 2026</w:t>
+              <w:t>5 de septiembre de 2026</w:t>
             </w:r>
           </w:p>
         </w:tc>
@@ -4917,7 +4722,7 @@
               <w:rPr>
                 <w:sz w:val="17"/>
               </w:rPr>
-              <w:t>17 de agosto de 2026</w:t>
+              <w:t>7 de septiembre de 2026</w:t>
             </w:r>
           </w:p>
         </w:tc>
@@ -4957,115 +4762,12 @@
               <w:rPr>
                 <w:sz w:val="17"/>
               </w:rPr>
-              <w:t>17 de agosto de 2026</w:t>
+              <w:t>7 de septiembre de 2026</w:t>
             </w:r>
           </w:p>
         </w:tc>
       </w:tr>
     </w:tbl>
-    <w:p>
-      <w:pPr>
-        <w:spacing w:after="240"/>
-      </w:pPr>
-    </w:p>
-    <w:tbl>
-      <w:tblPr>
-        <w:tblW w:w="9072" w:type="dxa"/>
-        <w:tblBorders>
-          <w:top w:val="single" w:sz="8" w:space="0" w:color="E4E6EA"/>
-          <w:left w:val="single" w:sz="8" w:space="0" w:color="E4E6EA"/>
-          <w:bottom w:val="single" w:sz="8" w:space="0" w:color="E4E6EA"/>
-          <w:right w:val="single" w:sz="8" w:space="0" w:color="E4E6EA"/>
-          <w:insideH w:val="none" w:sz="0" w:space="0" w:color="FFFFFF"/>
-          <w:insideV w:val="none" w:sz="0" w:space="0" w:color="FFFFFF"/>
-        </w:tblBorders>
-        <w:tblLayout w:type="fixed"/>
-        <w:tblCellMar>
-          <w:left w:w="0" w:type="dxa"/>
-          <w:right w:w="0" w:type="dxa"/>
-        </w:tblCellMar>
-        <w:tblLook w:val="04A0" w:firstRow="1" w:lastRow="0" w:firstColumn="1" w:lastColumn="0" w:noHBand="0" w:noVBand="1"/>
-      </w:tblPr>
-      <w:tblGrid>
-        <w:gridCol w:w="9072"/>
-      </w:tblGrid>
-      <w:tr>
-        <w:trPr>
-          <w:cantSplit/>
-          <w:trHeight w:val="3175"/>
-        </w:trPr>
-        <w:tc>
-          <w:tcPr>
-            <w:tcW w:w="9071" w:type="dxa"/>
-            <w:shd w:val="clear" w:color="auto" w:fill="F7F8F9"/>
-            <w:vAlign w:val="center"/>
-          </w:tcPr>
-          <w:p>
-            <w:pPr>
-              <w:spacing w:after="60"/>
-              <w:jc w:val="center"/>
-            </w:pPr>
-            <w:r>
-              <w:rPr>
-                <w:b/>
-                <w:color w:val="E30613"/>
-                <w:sz w:val="30"/>
-              </w:rPr>
-              <w:t>+</w:t>
-            </w:r>
-          </w:p>
-          <w:p>
-            <w:pPr>
-              <w:spacing w:after="60"/>
-              <w:jc w:val="center"/>
-            </w:pPr>
-            <w:r>
-              <w:rPr>
-                <w:b/>
-                <w:color w:val="6B7280"/>
-                <w:spacing w:val="110"/>
-                <w:sz w:val="14"/>
-              </w:rPr>
-              <w:t>ESPACIO RESERVADO PARA IMAGEN</w:t>
-            </w:r>
-          </w:p>
-          <w:p>
-            <w:pPr>
-              <w:spacing w:line="312" w:lineRule="auto"/>
-              <w:jc w:val="center"/>
-            </w:pPr>
-            <w:r>
-              <w:rPr>
-                <w:i/>
-                <w:color w:val="6B7280"/>
-                <w:sz w:val="17"/>
-              </w:rPr>
-              <w:t>Insertar aquí el cronograma o diagrama de Gantt (Sprint 0 · Sprint 1 · Sprint 2).</w:t>
-            </w:r>
-          </w:p>
-        </w:tc>
-      </w:tr>
-    </w:tbl>
-    <w:p>
-      <w:pPr>
-        <w:spacing w:before="100" w:after="260"/>
-      </w:pPr>
-      <w:r>
-        <w:rPr>
-          <w:b/>
-          <w:color w:val="E30613"/>
-          <w:sz w:val="16"/>
-        </w:rPr>
-        <w:t xml:space="preserve">Figura 3. </w:t>
-      </w:r>
-      <w:r>
-        <w:rPr>
-          <w:color w:val="6B7280"/>
-          <w:sz w:val="16"/>
-        </w:rPr>
-        <w:t>Línea de tiempo del proyecto RT-2026-001 con sus hitos y sprints.</w:t>
-      </w:r>
-    </w:p>
     <w:p>
       <w:r>
         <w:br w:type="page"/>
@@ -5352,7 +5054,63 @@
               <w:rPr>
                 <w:sz w:val="17"/>
               </w:rPr>
-              <w:t>Empresa operadora ferroviaria responsable del flujo periódico de datos logísticos. Administra las estaciones —código, nombre, región, altitud, andenes y coordenadas— y los servicios con sus horarios de salida y retorno, tiempos de tránsito y tarifas de billetes. Es la dueña del dato.</w:t>
+              <w:t xml:space="preserve">Empresa operadora ferroviaria responsable del flujo periódico de datos logísticos. </w:t>
+            </w:r>
+            <w:proofErr w:type="spellStart"/>
+            <w:r>
+              <w:rPr>
+                <w:sz w:val="17"/>
+              </w:rPr>
+              <w:t>Administra</w:t>
+            </w:r>
+            <w:proofErr w:type="spellEnd"/>
+            <w:r>
+              <w:rPr>
+                <w:sz w:val="17"/>
+              </w:rPr>
+              <w:t xml:space="preserve"> las </w:t>
+            </w:r>
+            <w:proofErr w:type="spellStart"/>
+            <w:r>
+              <w:rPr>
+                <w:sz w:val="17"/>
+              </w:rPr>
+              <w:t>estaciones</w:t>
+            </w:r>
+            <w:proofErr w:type="spellEnd"/>
+            <w:r>
+              <w:rPr>
+                <w:sz w:val="17"/>
+              </w:rPr>
+              <w:t xml:space="preserve"> y </w:t>
+            </w:r>
+            <w:proofErr w:type="spellStart"/>
+            <w:r>
+              <w:rPr>
+                <w:sz w:val="17"/>
+              </w:rPr>
+              <w:t>los</w:t>
+            </w:r>
+            <w:proofErr w:type="spellEnd"/>
+            <w:r>
+              <w:rPr>
+                <w:sz w:val="17"/>
+              </w:rPr>
+              <w:t xml:space="preserve"> </w:t>
+            </w:r>
+            <w:proofErr w:type="spellStart"/>
+            <w:r>
+              <w:rPr>
+                <w:sz w:val="17"/>
+              </w:rPr>
+              <w:t>servicios</w:t>
+            </w:r>
+            <w:proofErr w:type="spellEnd"/>
+            <w:r>
+              <w:rPr>
+                <w:sz w:val="17"/>
+              </w:rPr>
+              <w:t xml:space="preserve"> con sus horarios de salida y retorno, tiempos de tránsito y tarifas de billetes. Es la dueña del dato.</w:t>
             </w:r>
           </w:p>
         </w:tc>
@@ -6138,7 +5896,7 @@
         </w:trPr>
         <w:tc>
           <w:tcPr>
-            <w:tcW w:w="2438" w:type="dxa"/>
+            <w:tcW w:w="2439" w:type="dxa"/>
             <w:vAlign w:val="bottom"/>
           </w:tcPr>
           <w:p>
@@ -6225,7 +5983,7 @@
         </w:trPr>
         <w:tc>
           <w:tcPr>
-            <w:tcW w:w="2438" w:type="dxa"/>
+            <w:tcW w:w="2439" w:type="dxa"/>
           </w:tcPr>
           <w:p>
             <w:pPr>
@@ -6237,7 +5995,7 @@
                 <w:color w:val="E30613"/>
                 <w:sz w:val="17"/>
               </w:rPr>
-              <w:t>Patrocinador (MTC)</w:t>
+              <w:t>Jefe del Proyecto</w:t>
             </w:r>
           </w:p>
         </w:tc>
@@ -6253,7 +6011,7 @@
               <w:rPr>
                 <w:sz w:val="17"/>
               </w:rPr>
-              <w:t>Dirección General — MTC</w:t>
+              <w:t>Marcelo B. Tapia Tang</w:t>
             </w:r>
           </w:p>
         </w:tc>
@@ -6280,7 +6038,7 @@
               <w:rPr>
                 <w:sz w:val="17"/>
               </w:rPr>
-              <w:t>03/08/2026</w:t>
+              <w:t>24/08/2026</w:t>
             </w:r>
           </w:p>
         </w:tc>
@@ -6292,7 +6050,7 @@
         </w:trPr>
         <w:tc>
           <w:tcPr>
-            <w:tcW w:w="2438" w:type="dxa"/>
+            <w:tcW w:w="2439" w:type="dxa"/>
           </w:tcPr>
           <w:p>
             <w:pPr>
@@ -6304,7 +6062,7 @@
                 <w:color w:val="E30613"/>
                 <w:sz w:val="17"/>
               </w:rPr>
-              <w:t>Jefe del Proyecto</w:t>
+              <w:t>Analista de Negocios</w:t>
             </w:r>
           </w:p>
         </w:tc>
@@ -6347,7 +6105,7 @@
               <w:rPr>
                 <w:sz w:val="17"/>
               </w:rPr>
-              <w:t>03/08/2026</w:t>
+              <w:t>24/08/2026</w:t>
             </w:r>
           </w:p>
         </w:tc>
@@ -6359,7 +6117,7 @@
         </w:trPr>
         <w:tc>
           <w:tcPr>
-            <w:tcW w:w="2438" w:type="dxa"/>
+            <w:tcW w:w="2439" w:type="dxa"/>
           </w:tcPr>
           <w:p>
             <w:pPr>
@@ -6371,7 +6129,7 @@
                 <w:color w:val="E30613"/>
                 <w:sz w:val="17"/>
               </w:rPr>
-              <w:t>Analista de Negocios</w:t>
+              <w:t>Arquitecta de Software</w:t>
             </w:r>
           </w:p>
         </w:tc>
@@ -6387,7 +6145,7 @@
               <w:rPr>
                 <w:sz w:val="17"/>
               </w:rPr>
-              <w:t>Marcelo B. Tapia Tang</w:t>
+              <w:t>Sharon D. Valera Riveiro</w:t>
             </w:r>
           </w:p>
         </w:tc>
@@ -6414,7 +6172,7 @@
               <w:rPr>
                 <w:sz w:val="17"/>
               </w:rPr>
-              <w:t>03/08/2026</w:t>
+              <w:t>24/08/2026</w:t>
             </w:r>
           </w:p>
         </w:tc>
@@ -6426,7 +6184,7 @@
         </w:trPr>
         <w:tc>
           <w:tcPr>
-            <w:tcW w:w="2438" w:type="dxa"/>
+            <w:tcW w:w="2439" w:type="dxa"/>
           </w:tcPr>
           <w:p>
             <w:pPr>
@@ -6438,7 +6196,7 @@
                 <w:color w:val="E30613"/>
                 <w:sz w:val="17"/>
               </w:rPr>
-              <w:t>Arquitecta de Software</w:t>
+              <w:t>Desarrollador</w:t>
             </w:r>
           </w:p>
         </w:tc>
@@ -6454,7 +6212,7 @@
               <w:rPr>
                 <w:sz w:val="17"/>
               </w:rPr>
-              <w:t>Sharon D. Valera Riveiro</w:t>
+              <w:t>Ricardo H. Yanapa Huayta</w:t>
             </w:r>
           </w:p>
         </w:tc>
@@ -6481,7 +6239,7 @@
               <w:rPr>
                 <w:sz w:val="17"/>
               </w:rPr>
-              <w:t>03/08/2026</w:t>
+              <w:t>24/08/2026</w:t>
             </w:r>
           </w:p>
         </w:tc>
@@ -6493,7 +6251,7 @@
         </w:trPr>
         <w:tc>
           <w:tcPr>
-            <w:tcW w:w="2438" w:type="dxa"/>
+            <w:tcW w:w="2439" w:type="dxa"/>
           </w:tcPr>
           <w:p>
             <w:pPr>
@@ -6505,7 +6263,7 @@
                 <w:color w:val="E30613"/>
                 <w:sz w:val="17"/>
               </w:rPr>
-              <w:t>Desarrollador</w:t>
+              <w:t>Asegurador de Calidad</w:t>
             </w:r>
           </w:p>
         </w:tc>
@@ -6521,7 +6279,7 @@
               <w:rPr>
                 <w:sz w:val="17"/>
               </w:rPr>
-              <w:t>Ricardo H. Yanapa Huayta</w:t>
+              <w:t>Kimder De Jesús Alvis</w:t>
             </w:r>
           </w:p>
         </w:tc>
@@ -6548,74 +6306,7 @@
               <w:rPr>
                 <w:sz w:val="17"/>
               </w:rPr>
-              <w:t>03/08/2026</w:t>
-            </w:r>
-          </w:p>
-        </w:tc>
-      </w:tr>
-      <w:tr>
-        <w:trPr>
-          <w:cantSplit/>
-          <w:trHeight w:val="652"/>
-        </w:trPr>
-        <w:tc>
-          <w:tcPr>
-            <w:tcW w:w="2438" w:type="dxa"/>
-          </w:tcPr>
-          <w:p>
-            <w:pPr>
-              <w:spacing w:line="307" w:lineRule="auto"/>
-            </w:pPr>
-            <w:r>
-              <w:rPr>
-                <w:b/>
-                <w:color w:val="E30613"/>
-                <w:sz w:val="17"/>
-              </w:rPr>
-              <w:t>Asegurador de Calidad</w:t>
-            </w:r>
-          </w:p>
-        </w:tc>
-        <w:tc>
-          <w:tcPr>
-            <w:tcW w:w="3005" w:type="dxa"/>
-          </w:tcPr>
-          <w:p>
-            <w:pPr>
-              <w:spacing w:line="307" w:lineRule="auto"/>
-            </w:pPr>
-            <w:r>
-              <w:rPr>
-                <w:sz w:val="17"/>
-              </w:rPr>
-              <w:t>Kimder De Jesús Alvis</w:t>
-            </w:r>
-          </w:p>
-        </w:tc>
-        <w:tc>
-          <w:tcPr>
-            <w:tcW w:w="2211" w:type="dxa"/>
-          </w:tcPr>
-          <w:p>
-            <w:pPr>
-              <w:spacing w:line="307" w:lineRule="auto"/>
-            </w:pPr>
-          </w:p>
-        </w:tc>
-        <w:tc>
-          <w:tcPr>
-            <w:tcW w:w="1417" w:type="dxa"/>
-          </w:tcPr>
-          <w:p>
-            <w:pPr>
-              <w:spacing w:line="307" w:lineRule="auto"/>
-              <w:jc w:val="right"/>
-            </w:pPr>
-            <w:r>
-              <w:rPr>
-                <w:sz w:val="17"/>
-              </w:rPr>
-              <w:t>03/08/2026</w:t>
+              <w:t>24/08/2026</w:t>
             </w:r>
           </w:p>
         </w:tc>
@@ -6623,8 +6314,8 @@
     </w:tbl>
     <w:p/>
     <w:sectPr>
-      <w:headerReference w:type="default" r:id="rId8"/>
-      <w:footerReference w:type="default" r:id="rId9"/>
+      <w:headerReference w:type="default" r:id="rId15"/>
+      <w:footerReference w:type="default" r:id="rId16"/>
       <w:pgSz w:w="11906" w:h="16838"/>
       <w:pgMar w:top="1361" w:right="1417" w:bottom="1134" w:left="1417" w:header="680" w:footer="624" w:gutter="0"/>
       <w:cols w:space="720"/>
@@ -6661,6 +6352,24 @@
 
 <file path=word/footer1.xml><?xml version="1.0" encoding="utf-8"?>
 <w:ftr xmlns:wpc="http://schemas.microsoft.com/office/word/2010/wordprocessingCanvas" xmlns:cx="http://schemas.microsoft.com/office/drawing/2014/chartex" xmlns:cx1="http://schemas.microsoft.com/office/drawing/2015/9/8/chartex" xmlns:cx2="http://schemas.microsoft.com/office/drawing/2015/10/21/chartex" xmlns:cx3="http://schemas.microsoft.com/office/drawing/2016/5/9/chartex" xmlns:cx4="http://schemas.microsoft.com/office/drawing/2016/5/10/chartex" xmlns:cx5="http://schemas.microsoft.com/office/drawing/2016/5/11/chartex" xmlns:cx6="http://schemas.microsoft.com/office/drawing/2016/5/12/chartex" xmlns:cx7="http://schemas.microsoft.com/office/drawing/2016/5/13/chartex" xmlns:cx8="http://schemas.microsoft.com/office/drawing/2016/5/14/chartex" xmlns:mc="http://schemas.openxmlformats.org/markup-compatibility/2006" xmlns:aink="http://schemas.microsoft.com/office/drawing/2016/ink" xmlns:am3d="http://schemas.microsoft.com/office/drawing/2017/model3d" xmlns:o="urn:schemas-microsoft-com:office:office" xmlns:oel="http://schemas.microsoft.com/office/2019/extlst" xmlns:r="http://schemas.openxmlformats.org/officeDocument/2006/relationships" xmlns:m="http://schemas.openxmlformats.org/officeDocument/2006/math" xmlns:v="urn:schemas-microsoft-com:vml" xmlns:wp14="http://schemas.microsoft.com/office/word/2010/wordprocessingDrawing" xmlns:wp="http://schemas.openxmlformats.org/drawingml/2006/wordprocessingDrawing" xmlns:w10="urn:schemas-microsoft-com:office:word" xmlns:w="http://schemas.openxmlformats.org/wordprocessingml/2006/main" xmlns:w14="http://schemas.microsoft.com/office/word/2010/wordml" xmlns:w15="http://schemas.microsoft.com/office/word/2012/wordml" xmlns:w16cex="http://schemas.microsoft.com/office/word/2018/wordml/cex" xmlns:w16cid="http://schemas.microsoft.com/office/word/2016/wordml/cid" xmlns:w16="http://schemas.microsoft.com/office/word/2018/wordml" xmlns:w16du="http://schemas.microsoft.com/office/word/2023/wordml/word16du" xmlns:w16sdtdh="http://schemas.microsoft.com/office/word/2020/wordml/sdtdatahash" xmlns:w16sdtfl="http://schemas.microsoft.com/office/word/2024/wordml/sdtformatlock" xmlns:w16se="http://schemas.microsoft.com/office/word/2015/wordml/symex" xmlns:wpg="http://schemas.microsoft.com/office/word/2010/wordprocessingGroup" xmlns:wpi="http://schemas.microsoft.com/office/word/2010/wordprocessingInk" xmlns:wne="http://schemas.microsoft.com/office/word/2006/wordml" xmlns:wps="http://schemas.microsoft.com/office/word/2010/wordprocessingShape" mc:Ignorable="w14 w15 w16se w16cid w16 w16cex w16sdtdh w16sdtfl w16du wp14">
+  <w:p/>
+</w:ftr>
+</file>
+
+<file path=word/footer2.xml><?xml version="1.0" encoding="utf-8"?>
+<w:ftr xmlns:wpc="http://schemas.microsoft.com/office/word/2010/wordprocessingCanvas" xmlns:cx="http://schemas.microsoft.com/office/drawing/2014/chartex" xmlns:cx1="http://schemas.microsoft.com/office/drawing/2015/9/8/chartex" xmlns:cx2="http://schemas.microsoft.com/office/drawing/2015/10/21/chartex" xmlns:cx3="http://schemas.microsoft.com/office/drawing/2016/5/9/chartex" xmlns:cx4="http://schemas.microsoft.com/office/drawing/2016/5/10/chartex" xmlns:cx5="http://schemas.microsoft.com/office/drawing/2016/5/11/chartex" xmlns:cx6="http://schemas.microsoft.com/office/drawing/2016/5/12/chartex" xmlns:cx7="http://schemas.microsoft.com/office/drawing/2016/5/13/chartex" xmlns:cx8="http://schemas.microsoft.com/office/drawing/2016/5/14/chartex" xmlns:mc="http://schemas.openxmlformats.org/markup-compatibility/2006" xmlns:aink="http://schemas.microsoft.com/office/drawing/2016/ink" xmlns:am3d="http://schemas.microsoft.com/office/drawing/2017/model3d" xmlns:o="urn:schemas-microsoft-com:office:office" xmlns:oel="http://schemas.microsoft.com/office/2019/extlst" xmlns:r="http://schemas.openxmlformats.org/officeDocument/2006/relationships" xmlns:m="http://schemas.openxmlformats.org/officeDocument/2006/math" xmlns:v="urn:schemas-microsoft-com:vml" xmlns:wp14="http://schemas.microsoft.com/office/word/2010/wordprocessingDrawing" xmlns:wp="http://schemas.openxmlformats.org/drawingml/2006/wordprocessingDrawing" xmlns:w10="urn:schemas-microsoft-com:office:word" xmlns:w="http://schemas.openxmlformats.org/wordprocessingml/2006/main" xmlns:w14="http://schemas.microsoft.com/office/word/2010/wordml" xmlns:w15="http://schemas.microsoft.com/office/word/2012/wordml" xmlns:w16cex="http://schemas.microsoft.com/office/word/2018/wordml/cex" xmlns:w16cid="http://schemas.microsoft.com/office/word/2016/wordml/cid" xmlns:w16="http://schemas.microsoft.com/office/word/2018/wordml" xmlns:w16du="http://schemas.microsoft.com/office/word/2023/wordml/word16du" xmlns:w16sdtdh="http://schemas.microsoft.com/office/word/2020/wordml/sdtdatahash" xmlns:w16sdtfl="http://schemas.microsoft.com/office/word/2024/wordml/sdtformatlock" xmlns:w16se="http://schemas.microsoft.com/office/word/2015/wordml/symex" xmlns:wpg="http://schemas.microsoft.com/office/word/2010/wordprocessingGroup" xmlns:wpi="http://schemas.microsoft.com/office/word/2010/wordprocessingInk" xmlns:wne="http://schemas.microsoft.com/office/word/2006/wordml" xmlns:wps="http://schemas.microsoft.com/office/word/2010/wordprocessingShape" mc:Ignorable="w14 w15 w16se w16cid w16 w16cex w16sdtdh w16sdtfl w16du wp14">
+  <w:p/>
+</w:ftr>
+</file>
+
+<file path=word/footer3.xml><?xml version="1.0" encoding="utf-8"?>
+<w:ftr xmlns:wpc="http://schemas.microsoft.com/office/word/2010/wordprocessingCanvas" xmlns:cx="http://schemas.microsoft.com/office/drawing/2014/chartex" xmlns:cx1="http://schemas.microsoft.com/office/drawing/2015/9/8/chartex" xmlns:cx2="http://schemas.microsoft.com/office/drawing/2015/10/21/chartex" xmlns:cx3="http://schemas.microsoft.com/office/drawing/2016/5/9/chartex" xmlns:cx4="http://schemas.microsoft.com/office/drawing/2016/5/10/chartex" xmlns:cx5="http://schemas.microsoft.com/office/drawing/2016/5/11/chartex" xmlns:cx6="http://schemas.microsoft.com/office/drawing/2016/5/12/chartex" xmlns:cx7="http://schemas.microsoft.com/office/drawing/2016/5/13/chartex" xmlns:cx8="http://schemas.microsoft.com/office/drawing/2016/5/14/chartex" xmlns:mc="http://schemas.openxmlformats.org/markup-compatibility/2006" xmlns:aink="http://schemas.microsoft.com/office/drawing/2016/ink" xmlns:am3d="http://schemas.microsoft.com/office/drawing/2017/model3d" xmlns:o="urn:schemas-microsoft-com:office:office" xmlns:oel="http://schemas.microsoft.com/office/2019/extlst" xmlns:r="http://schemas.openxmlformats.org/officeDocument/2006/relationships" xmlns:m="http://schemas.openxmlformats.org/officeDocument/2006/math" xmlns:v="urn:schemas-microsoft-com:vml" xmlns:wp14="http://schemas.microsoft.com/office/word/2010/wordprocessingDrawing" xmlns:wp="http://schemas.openxmlformats.org/drawingml/2006/wordprocessingDrawing" xmlns:w10="urn:schemas-microsoft-com:office:word" xmlns:w="http://schemas.openxmlformats.org/wordprocessingml/2006/main" xmlns:w14="http://schemas.microsoft.com/office/word/2010/wordml" xmlns:w15="http://schemas.microsoft.com/office/word/2012/wordml" xmlns:w16cex="http://schemas.microsoft.com/office/word/2018/wordml/cex" xmlns:w16cid="http://schemas.microsoft.com/office/word/2016/wordml/cid" xmlns:w16="http://schemas.microsoft.com/office/word/2018/wordml" xmlns:w16du="http://schemas.microsoft.com/office/word/2023/wordml/word16du" xmlns:w16sdtdh="http://schemas.microsoft.com/office/word/2020/wordml/sdtdatahash" xmlns:w16sdtfl="http://schemas.microsoft.com/office/word/2024/wordml/sdtformatlock" xmlns:w16se="http://schemas.microsoft.com/office/word/2015/wordml/symex" xmlns:wpg="http://schemas.microsoft.com/office/word/2010/wordprocessingGroup" xmlns:wpi="http://schemas.microsoft.com/office/word/2010/wordprocessingInk" xmlns:wne="http://schemas.microsoft.com/office/word/2006/wordml" xmlns:wps="http://schemas.microsoft.com/office/word/2010/wordprocessingShape" mc:Ignorable="w14 w15 w16se w16cid w16 w16cex w16sdtdh w16sdtfl w16du wp14">
+  <w:p/>
+</w:ftr>
+</file>
+
+<file path=word/footer4.xml><?xml version="1.0" encoding="utf-8"?>
+<w:ftr xmlns:wpc="http://schemas.microsoft.com/office/word/2010/wordprocessingCanvas" xmlns:cx="http://schemas.microsoft.com/office/drawing/2014/chartex" xmlns:cx1="http://schemas.microsoft.com/office/drawing/2015/9/8/chartex" xmlns:cx2="http://schemas.microsoft.com/office/drawing/2015/10/21/chartex" xmlns:cx3="http://schemas.microsoft.com/office/drawing/2016/5/9/chartex" xmlns:cx4="http://schemas.microsoft.com/office/drawing/2016/5/10/chartex" xmlns:cx5="http://schemas.microsoft.com/office/drawing/2016/5/11/chartex" xmlns:cx6="http://schemas.microsoft.com/office/drawing/2016/5/12/chartex" xmlns:cx7="http://schemas.microsoft.com/office/drawing/2016/5/13/chartex" xmlns:cx8="http://schemas.microsoft.com/office/drawing/2016/5/14/chartex" xmlns:mc="http://schemas.openxmlformats.org/markup-compatibility/2006" xmlns:aink="http://schemas.microsoft.com/office/drawing/2016/ink" xmlns:am3d="http://schemas.microsoft.com/office/drawing/2017/model3d" xmlns:o="urn:schemas-microsoft-com:office:office" xmlns:oel="http://schemas.microsoft.com/office/2019/extlst" xmlns:r="http://schemas.openxmlformats.org/officeDocument/2006/relationships" xmlns:m="http://schemas.openxmlformats.org/officeDocument/2006/math" xmlns:v="urn:schemas-microsoft-com:vml" xmlns:wp14="http://schemas.microsoft.com/office/word/2010/wordprocessingDrawing" xmlns:wp="http://schemas.openxmlformats.org/drawingml/2006/wordprocessingDrawing" xmlns:w10="urn:schemas-microsoft-com:office:word" xmlns:w="http://schemas.openxmlformats.org/wordprocessingml/2006/main" xmlns:w14="http://schemas.microsoft.com/office/word/2010/wordml" xmlns:w15="http://schemas.microsoft.com/office/word/2012/wordml" xmlns:w16cex="http://schemas.microsoft.com/office/word/2018/wordml/cex" xmlns:w16cid="http://schemas.microsoft.com/office/word/2016/wordml/cid" xmlns:w16="http://schemas.microsoft.com/office/word/2018/wordml" xmlns:w16du="http://schemas.microsoft.com/office/word/2023/wordml/word16du" xmlns:w16sdtdh="http://schemas.microsoft.com/office/word/2020/wordml/sdtdatahash" xmlns:w16sdtfl="http://schemas.microsoft.com/office/word/2024/wordml/sdtformatlock" xmlns:w16se="http://schemas.microsoft.com/office/word/2015/wordml/symex" xmlns:wpg="http://schemas.microsoft.com/office/word/2010/wordprocessingGroup" xmlns:wpi="http://schemas.microsoft.com/office/word/2010/wordprocessingInk" xmlns:wne="http://schemas.microsoft.com/office/word/2006/wordml" xmlns:wps="http://schemas.microsoft.com/office/word/2010/wordprocessingShape" mc:Ignorable="w14 w15 w16se w16cid w16 w16cex w16sdtdh w16sdtfl w16du wp14">
   <w:p>
     <w:pPr>
       <w:pStyle w:val="Piedepgina"/>
@@ -6739,36 +6448,6 @@
       </w:rPr>
       <w:fldChar w:fldCharType="end"/>
     </w:r>
-  </w:p>
-</w:ftr>
-</file>
-
-<file path=word/footer2.xml><?xml version="1.0" encoding="utf-8"?>
-<w:ftr xmlns:m="http://schemas.openxmlformats.org/officeDocument/2006/math" xmlns:mc="http://schemas.openxmlformats.org/markup-compatibility/2006" xmlns:mo="http://schemas.microsoft.com/office/mac/office/2008/main" xmlns:mv="urn:schemas-microsoft-com:mac:vml" xmlns:o="urn:schemas-microsoft-com:office:office" xmlns:r="http://schemas.openxmlformats.org/officeDocument/2006/relationships" xmlns:v="urn:schemas-microsoft-com:vml" xmlns:w10="urn:schemas-microsoft-com:office:word" xmlns:w14="http://schemas.microsoft.com/office/word/2010/wordml" xmlns:w="http://schemas.openxmlformats.org/wordprocessingml/2006/main" xmlns:wne="http://schemas.microsoft.com/office/word/2006/wordml" xmlns:wp14="http://schemas.microsoft.com/office/word/2010/wordprocessingDrawing" xmlns:wp="http://schemas.openxmlformats.org/drawingml/2006/wordprocessingDrawing" xmlns:wpc="http://schemas.microsoft.com/office/word/2010/wordprocessingCanvas" xmlns:wpg="http://schemas.microsoft.com/office/word/2010/wordprocessingGroup" xmlns:wpi="http://schemas.microsoft.com/office/word/2010/wordprocessingInk" xmlns:wps="http://schemas.microsoft.com/office/word/2010/wordprocessingShape" mc:Ignorable="w14 wp14">
-  <w:p>
-    <w:pPr>
-      <w:pStyle w:val="Footer"/>
-    </w:pPr>
-  </w:p>
-</w:ftr>
-</file>
-
-<file path=word/footer3.xml><?xml version="1.0" encoding="utf-8"?>
-<w:ftr xmlns:m="http://schemas.openxmlformats.org/officeDocument/2006/math" xmlns:mc="http://schemas.openxmlformats.org/markup-compatibility/2006" xmlns:mo="http://schemas.microsoft.com/office/mac/office/2008/main" xmlns:mv="urn:schemas-microsoft-com:mac:vml" xmlns:o="urn:schemas-microsoft-com:office:office" xmlns:r="http://schemas.openxmlformats.org/officeDocument/2006/relationships" xmlns:v="urn:schemas-microsoft-com:vml" xmlns:w10="urn:schemas-microsoft-com:office:word" xmlns:w14="http://schemas.microsoft.com/office/word/2010/wordml" xmlns:w="http://schemas.openxmlformats.org/wordprocessingml/2006/main" xmlns:wne="http://schemas.microsoft.com/office/word/2006/wordml" xmlns:wp14="http://schemas.microsoft.com/office/word/2010/wordprocessingDrawing" xmlns:wp="http://schemas.openxmlformats.org/drawingml/2006/wordprocessingDrawing" xmlns:wpc="http://schemas.microsoft.com/office/word/2010/wordprocessingCanvas" xmlns:wpg="http://schemas.microsoft.com/office/word/2010/wordprocessingGroup" xmlns:wpi="http://schemas.microsoft.com/office/word/2010/wordprocessingInk" xmlns:wps="http://schemas.microsoft.com/office/word/2010/wordprocessingShape" mc:Ignorable="w14 wp14">
-  <w:p>
-    <w:pPr>
-      <w:pStyle w:val="Footer"/>
-    </w:pPr>
-  </w:p>
-</w:ftr>
-</file>
-
-<file path=word/footer4.xml><?xml version="1.0" encoding="utf-8"?>
-<w:ftr xmlns:m="http://schemas.openxmlformats.org/officeDocument/2006/math" xmlns:mc="http://schemas.openxmlformats.org/markup-compatibility/2006" xmlns:mo="http://schemas.microsoft.com/office/mac/office/2008/main" xmlns:mv="urn:schemas-microsoft-com:mac:vml" xmlns:o="urn:schemas-microsoft-com:office:office" xmlns:r="http://schemas.openxmlformats.org/officeDocument/2006/relationships" xmlns:v="urn:schemas-microsoft-com:vml" xmlns:w10="urn:schemas-microsoft-com:office:word" xmlns:w14="http://schemas.microsoft.com/office/word/2010/wordml" xmlns:w="http://schemas.openxmlformats.org/wordprocessingml/2006/main" xmlns:wne="http://schemas.microsoft.com/office/word/2006/wordml" xmlns:wp14="http://schemas.microsoft.com/office/word/2010/wordprocessingDrawing" xmlns:wp="http://schemas.openxmlformats.org/drawingml/2006/wordprocessingDrawing" xmlns:wpc="http://schemas.microsoft.com/office/word/2010/wordprocessingCanvas" xmlns:wpg="http://schemas.microsoft.com/office/word/2010/wordprocessingGroup" xmlns:wpi="http://schemas.microsoft.com/office/word/2010/wordprocessingInk" xmlns:wps="http://schemas.microsoft.com/office/word/2010/wordprocessingShape" mc:Ignorable="w14 wp14">
-  <w:p>
-    <w:pPr>
-      <w:pStyle w:val="Footer"/>
-    </w:pPr>
   </w:p>
 </w:ftr>
 </file>
@@ -6800,6 +6479,24 @@
 
 <file path=word/header1.xml><?xml version="1.0" encoding="utf-8"?>
 <w:hdr xmlns:wpc="http://schemas.microsoft.com/office/word/2010/wordprocessingCanvas" xmlns:cx="http://schemas.microsoft.com/office/drawing/2014/chartex" xmlns:cx1="http://schemas.microsoft.com/office/drawing/2015/9/8/chartex" xmlns:cx2="http://schemas.microsoft.com/office/drawing/2015/10/21/chartex" xmlns:cx3="http://schemas.microsoft.com/office/drawing/2016/5/9/chartex" xmlns:cx4="http://schemas.microsoft.com/office/drawing/2016/5/10/chartex" xmlns:cx5="http://schemas.microsoft.com/office/drawing/2016/5/11/chartex" xmlns:cx6="http://schemas.microsoft.com/office/drawing/2016/5/12/chartex" xmlns:cx7="http://schemas.microsoft.com/office/drawing/2016/5/13/chartex" xmlns:cx8="http://schemas.microsoft.com/office/drawing/2016/5/14/chartex" xmlns:mc="http://schemas.openxmlformats.org/markup-compatibility/2006" xmlns:aink="http://schemas.microsoft.com/office/drawing/2016/ink" xmlns:am3d="http://schemas.microsoft.com/office/drawing/2017/model3d" xmlns:o="urn:schemas-microsoft-com:office:office" xmlns:oel="http://schemas.microsoft.com/office/2019/extlst" xmlns:r="http://schemas.openxmlformats.org/officeDocument/2006/relationships" xmlns:m="http://schemas.openxmlformats.org/officeDocument/2006/math" xmlns:v="urn:schemas-microsoft-com:vml" xmlns:wp14="http://schemas.microsoft.com/office/word/2010/wordprocessingDrawing" xmlns:wp="http://schemas.openxmlformats.org/drawingml/2006/wordprocessingDrawing" xmlns:w10="urn:schemas-microsoft-com:office:word" xmlns:w="http://schemas.openxmlformats.org/wordprocessingml/2006/main" xmlns:w14="http://schemas.microsoft.com/office/word/2010/wordml" xmlns:w15="http://schemas.microsoft.com/office/word/2012/wordml" xmlns:w16cex="http://schemas.microsoft.com/office/word/2018/wordml/cex" xmlns:w16cid="http://schemas.microsoft.com/office/word/2016/wordml/cid" xmlns:w16="http://schemas.microsoft.com/office/word/2018/wordml" xmlns:w16du="http://schemas.microsoft.com/office/word/2023/wordml/word16du" xmlns:w16sdtdh="http://schemas.microsoft.com/office/word/2020/wordml/sdtdatahash" xmlns:w16sdtfl="http://schemas.microsoft.com/office/word/2024/wordml/sdtformatlock" xmlns:w16se="http://schemas.microsoft.com/office/word/2015/wordml/symex" xmlns:wpg="http://schemas.microsoft.com/office/word/2010/wordprocessingGroup" xmlns:wpi="http://schemas.microsoft.com/office/word/2010/wordprocessingInk" xmlns:wne="http://schemas.microsoft.com/office/word/2006/wordml" xmlns:wps="http://schemas.microsoft.com/office/word/2010/wordprocessingShape" mc:Ignorable="w14 w15 w16se w16cid w16 w16cex w16sdtdh w16sdtfl w16du wp14">
+  <w:p/>
+</w:hdr>
+</file>
+
+<file path=word/header2.xml><?xml version="1.0" encoding="utf-8"?>
+<w:hdr xmlns:wpc="http://schemas.microsoft.com/office/word/2010/wordprocessingCanvas" xmlns:cx="http://schemas.microsoft.com/office/drawing/2014/chartex" xmlns:cx1="http://schemas.microsoft.com/office/drawing/2015/9/8/chartex" xmlns:cx2="http://schemas.microsoft.com/office/drawing/2015/10/21/chartex" xmlns:cx3="http://schemas.microsoft.com/office/drawing/2016/5/9/chartex" xmlns:cx4="http://schemas.microsoft.com/office/drawing/2016/5/10/chartex" xmlns:cx5="http://schemas.microsoft.com/office/drawing/2016/5/11/chartex" xmlns:cx6="http://schemas.microsoft.com/office/drawing/2016/5/12/chartex" xmlns:cx7="http://schemas.microsoft.com/office/drawing/2016/5/13/chartex" xmlns:cx8="http://schemas.microsoft.com/office/drawing/2016/5/14/chartex" xmlns:mc="http://schemas.openxmlformats.org/markup-compatibility/2006" xmlns:aink="http://schemas.microsoft.com/office/drawing/2016/ink" xmlns:am3d="http://schemas.microsoft.com/office/drawing/2017/model3d" xmlns:o="urn:schemas-microsoft-com:office:office" xmlns:oel="http://schemas.microsoft.com/office/2019/extlst" xmlns:r="http://schemas.openxmlformats.org/officeDocument/2006/relationships" xmlns:m="http://schemas.openxmlformats.org/officeDocument/2006/math" xmlns:v="urn:schemas-microsoft-com:vml" xmlns:wp14="http://schemas.microsoft.com/office/word/2010/wordprocessingDrawing" xmlns:wp="http://schemas.openxmlformats.org/drawingml/2006/wordprocessingDrawing" xmlns:w10="urn:schemas-microsoft-com:office:word" xmlns:w="http://schemas.openxmlformats.org/wordprocessingml/2006/main" xmlns:w14="http://schemas.microsoft.com/office/word/2010/wordml" xmlns:w15="http://schemas.microsoft.com/office/word/2012/wordml" xmlns:w16cex="http://schemas.microsoft.com/office/word/2018/wordml/cex" xmlns:w16cid="http://schemas.microsoft.com/office/word/2016/wordml/cid" xmlns:w16="http://schemas.microsoft.com/office/word/2018/wordml" xmlns:w16du="http://schemas.microsoft.com/office/word/2023/wordml/word16du" xmlns:w16sdtdh="http://schemas.microsoft.com/office/word/2020/wordml/sdtdatahash" xmlns:w16sdtfl="http://schemas.microsoft.com/office/word/2024/wordml/sdtformatlock" xmlns:w16se="http://schemas.microsoft.com/office/word/2015/wordml/symex" xmlns:wpg="http://schemas.microsoft.com/office/word/2010/wordprocessingGroup" xmlns:wpi="http://schemas.microsoft.com/office/word/2010/wordprocessingInk" xmlns:wne="http://schemas.microsoft.com/office/word/2006/wordml" xmlns:wps="http://schemas.microsoft.com/office/word/2010/wordprocessingShape" mc:Ignorable="w14 w15 w16se w16cid w16 w16cex w16sdtdh w16sdtfl w16du wp14">
+  <w:p/>
+</w:hdr>
+</file>
+
+<file path=word/header3.xml><?xml version="1.0" encoding="utf-8"?>
+<w:hdr xmlns:wpc="http://schemas.microsoft.com/office/word/2010/wordprocessingCanvas" xmlns:cx="http://schemas.microsoft.com/office/drawing/2014/chartex" xmlns:cx1="http://schemas.microsoft.com/office/drawing/2015/9/8/chartex" xmlns:cx2="http://schemas.microsoft.com/office/drawing/2015/10/21/chartex" xmlns:cx3="http://schemas.microsoft.com/office/drawing/2016/5/9/chartex" xmlns:cx4="http://schemas.microsoft.com/office/drawing/2016/5/10/chartex" xmlns:cx5="http://schemas.microsoft.com/office/drawing/2016/5/11/chartex" xmlns:cx6="http://schemas.microsoft.com/office/drawing/2016/5/12/chartex" xmlns:cx7="http://schemas.microsoft.com/office/drawing/2016/5/13/chartex" xmlns:cx8="http://schemas.microsoft.com/office/drawing/2016/5/14/chartex" xmlns:mc="http://schemas.openxmlformats.org/markup-compatibility/2006" xmlns:aink="http://schemas.microsoft.com/office/drawing/2016/ink" xmlns:am3d="http://schemas.microsoft.com/office/drawing/2017/model3d" xmlns:o="urn:schemas-microsoft-com:office:office" xmlns:oel="http://schemas.microsoft.com/office/2019/extlst" xmlns:r="http://schemas.openxmlformats.org/officeDocument/2006/relationships" xmlns:m="http://schemas.openxmlformats.org/officeDocument/2006/math" xmlns:v="urn:schemas-microsoft-com:vml" xmlns:wp14="http://schemas.microsoft.com/office/word/2010/wordprocessingDrawing" xmlns:wp="http://schemas.openxmlformats.org/drawingml/2006/wordprocessingDrawing" xmlns:w10="urn:schemas-microsoft-com:office:word" xmlns:w="http://schemas.openxmlformats.org/wordprocessingml/2006/main" xmlns:w14="http://schemas.microsoft.com/office/word/2010/wordml" xmlns:w15="http://schemas.microsoft.com/office/word/2012/wordml" xmlns:w16cex="http://schemas.microsoft.com/office/word/2018/wordml/cex" xmlns:w16cid="http://schemas.microsoft.com/office/word/2016/wordml/cid" xmlns:w16="http://schemas.microsoft.com/office/word/2018/wordml" xmlns:w16du="http://schemas.microsoft.com/office/word/2023/wordml/word16du" xmlns:w16sdtdh="http://schemas.microsoft.com/office/word/2020/wordml/sdtdatahash" xmlns:w16sdtfl="http://schemas.microsoft.com/office/word/2024/wordml/sdtformatlock" xmlns:w16se="http://schemas.microsoft.com/office/word/2015/wordml/symex" xmlns:wpg="http://schemas.microsoft.com/office/word/2010/wordprocessingGroup" xmlns:wpi="http://schemas.microsoft.com/office/word/2010/wordprocessingInk" xmlns:wne="http://schemas.microsoft.com/office/word/2006/wordml" xmlns:wps="http://schemas.microsoft.com/office/word/2010/wordprocessingShape" mc:Ignorable="w14 w15 w16se w16cid w16 w16cex w16sdtdh w16sdtfl w16du wp14">
+  <w:p/>
+</w:hdr>
+</file>
+
+<file path=word/header4.xml><?xml version="1.0" encoding="utf-8"?>
+<w:hdr xmlns:wpc="http://schemas.microsoft.com/office/word/2010/wordprocessingCanvas" xmlns:cx="http://schemas.microsoft.com/office/drawing/2014/chartex" xmlns:cx1="http://schemas.microsoft.com/office/drawing/2015/9/8/chartex" xmlns:cx2="http://schemas.microsoft.com/office/drawing/2015/10/21/chartex" xmlns:cx3="http://schemas.microsoft.com/office/drawing/2016/5/9/chartex" xmlns:cx4="http://schemas.microsoft.com/office/drawing/2016/5/10/chartex" xmlns:cx5="http://schemas.microsoft.com/office/drawing/2016/5/11/chartex" xmlns:cx6="http://schemas.microsoft.com/office/drawing/2016/5/12/chartex" xmlns:cx7="http://schemas.microsoft.com/office/drawing/2016/5/13/chartex" xmlns:cx8="http://schemas.microsoft.com/office/drawing/2016/5/14/chartex" xmlns:mc="http://schemas.openxmlformats.org/markup-compatibility/2006" xmlns:aink="http://schemas.microsoft.com/office/drawing/2016/ink" xmlns:am3d="http://schemas.microsoft.com/office/drawing/2017/model3d" xmlns:o="urn:schemas-microsoft-com:office:office" xmlns:oel="http://schemas.microsoft.com/office/2019/extlst" xmlns:r="http://schemas.openxmlformats.org/officeDocument/2006/relationships" xmlns:m="http://schemas.openxmlformats.org/officeDocument/2006/math" xmlns:v="urn:schemas-microsoft-com:vml" xmlns:wp14="http://schemas.microsoft.com/office/word/2010/wordprocessingDrawing" xmlns:wp="http://schemas.openxmlformats.org/drawingml/2006/wordprocessingDrawing" xmlns:w10="urn:schemas-microsoft-com:office:word" xmlns:w="http://schemas.openxmlformats.org/wordprocessingml/2006/main" xmlns:w14="http://schemas.microsoft.com/office/word/2010/wordml" xmlns:w15="http://schemas.microsoft.com/office/word/2012/wordml" xmlns:w16cex="http://schemas.microsoft.com/office/word/2018/wordml/cex" xmlns:w16cid="http://schemas.microsoft.com/office/word/2016/wordml/cid" xmlns:w16="http://schemas.microsoft.com/office/word/2018/wordml" xmlns:w16du="http://schemas.microsoft.com/office/word/2023/wordml/word16du" xmlns:w16sdtdh="http://schemas.microsoft.com/office/word/2020/wordml/sdtdatahash" xmlns:w16sdtfl="http://schemas.microsoft.com/office/word/2024/wordml/sdtformatlock" xmlns:w16se="http://schemas.microsoft.com/office/word/2015/wordml/symex" xmlns:wpg="http://schemas.microsoft.com/office/word/2010/wordprocessingGroup" xmlns:wpi="http://schemas.microsoft.com/office/word/2010/wordprocessingInk" xmlns:wne="http://schemas.microsoft.com/office/word/2006/wordml" xmlns:wps="http://schemas.microsoft.com/office/word/2010/wordprocessingShape" mc:Ignorable="w14 w15 w16se w16cid w16 w16cex w16sdtdh w16sdtfl w16du wp14">
   <w:p>
     <w:pPr>
       <w:pStyle w:val="Encabezado"/>
@@ -6830,36 +6527,6 @@
       </w:rPr>
       <w:t>RT-2026-001</w:t>
     </w:r>
-  </w:p>
-</w:hdr>
-</file>
-
-<file path=word/header2.xml><?xml version="1.0" encoding="utf-8"?>
-<w:hdr xmlns:m="http://schemas.openxmlformats.org/officeDocument/2006/math" xmlns:mc="http://schemas.openxmlformats.org/markup-compatibility/2006" xmlns:mo="http://schemas.microsoft.com/office/mac/office/2008/main" xmlns:mv="urn:schemas-microsoft-com:mac:vml" xmlns:o="urn:schemas-microsoft-com:office:office" xmlns:r="http://schemas.openxmlformats.org/officeDocument/2006/relationships" xmlns:v="urn:schemas-microsoft-com:vml" xmlns:w10="urn:schemas-microsoft-com:office:word" xmlns:w14="http://schemas.microsoft.com/office/word/2010/wordml" xmlns:w="http://schemas.openxmlformats.org/wordprocessingml/2006/main" xmlns:wne="http://schemas.microsoft.com/office/word/2006/wordml" xmlns:wp14="http://schemas.microsoft.com/office/word/2010/wordprocessingDrawing" xmlns:wp="http://schemas.openxmlformats.org/drawingml/2006/wordprocessingDrawing" xmlns:wpc="http://schemas.microsoft.com/office/word/2010/wordprocessingCanvas" xmlns:wpg="http://schemas.microsoft.com/office/word/2010/wordprocessingGroup" xmlns:wpi="http://schemas.microsoft.com/office/word/2010/wordprocessingInk" xmlns:wps="http://schemas.microsoft.com/office/word/2010/wordprocessingShape" mc:Ignorable="w14 wp14">
-  <w:p>
-    <w:pPr>
-      <w:pStyle w:val="Header"/>
-    </w:pPr>
-  </w:p>
-</w:hdr>
-</file>
-
-<file path=word/header3.xml><?xml version="1.0" encoding="utf-8"?>
-<w:hdr xmlns:m="http://schemas.openxmlformats.org/officeDocument/2006/math" xmlns:mc="http://schemas.openxmlformats.org/markup-compatibility/2006" xmlns:mo="http://schemas.microsoft.com/office/mac/office/2008/main" xmlns:mv="urn:schemas-microsoft-com:mac:vml" xmlns:o="urn:schemas-microsoft-com:office:office" xmlns:r="http://schemas.openxmlformats.org/officeDocument/2006/relationships" xmlns:v="urn:schemas-microsoft-com:vml" xmlns:w10="urn:schemas-microsoft-com:office:word" xmlns:w14="http://schemas.microsoft.com/office/word/2010/wordml" xmlns:w="http://schemas.openxmlformats.org/wordprocessingml/2006/main" xmlns:wne="http://schemas.microsoft.com/office/word/2006/wordml" xmlns:wp14="http://schemas.microsoft.com/office/word/2010/wordprocessingDrawing" xmlns:wp="http://schemas.openxmlformats.org/drawingml/2006/wordprocessingDrawing" xmlns:wpc="http://schemas.microsoft.com/office/word/2010/wordprocessingCanvas" xmlns:wpg="http://schemas.microsoft.com/office/word/2010/wordprocessingGroup" xmlns:wpi="http://schemas.microsoft.com/office/word/2010/wordprocessingInk" xmlns:wps="http://schemas.microsoft.com/office/word/2010/wordprocessingShape" mc:Ignorable="w14 wp14">
-  <w:p>
-    <w:pPr>
-      <w:pStyle w:val="Header"/>
-    </w:pPr>
-  </w:p>
-</w:hdr>
-</file>
-
-<file path=word/header4.xml><?xml version="1.0" encoding="utf-8"?>
-<w:hdr xmlns:m="http://schemas.openxmlformats.org/officeDocument/2006/math" xmlns:mc="http://schemas.openxmlformats.org/markup-compatibility/2006" xmlns:mo="http://schemas.microsoft.com/office/mac/office/2008/main" xmlns:mv="urn:schemas-microsoft-com:mac:vml" xmlns:o="urn:schemas-microsoft-com:office:office" xmlns:r="http://schemas.openxmlformats.org/officeDocument/2006/relationships" xmlns:v="urn:schemas-microsoft-com:vml" xmlns:w10="urn:schemas-microsoft-com:office:word" xmlns:w14="http://schemas.microsoft.com/office/word/2010/wordml" xmlns:w="http://schemas.openxmlformats.org/wordprocessingml/2006/main" xmlns:wne="http://schemas.microsoft.com/office/word/2006/wordml" xmlns:wp14="http://schemas.microsoft.com/office/word/2010/wordprocessingDrawing" xmlns:wp="http://schemas.openxmlformats.org/drawingml/2006/wordprocessingDrawing" xmlns:wpc="http://schemas.microsoft.com/office/word/2010/wordprocessingCanvas" xmlns:wpg="http://schemas.microsoft.com/office/word/2010/wordprocessingGroup" xmlns:wpi="http://schemas.microsoft.com/office/word/2010/wordprocessingInk" xmlns:wps="http://schemas.microsoft.com/office/word/2010/wordprocessingShape" mc:Ignorable="w14 wp14">
-  <w:p>
-    <w:pPr>
-      <w:pStyle w:val="Header"/>
-    </w:pPr>
   </w:p>
 </w:hdr>
 </file>
@@ -7676,7 +7343,6 @@
   <w:style w:type="character" w:default="1" w:styleId="Fuentedeprrafopredeter">
     <w:name w:val="Default Paragraph Font"/>
     <w:uiPriority w:val="1"/>
-    <w:semiHidden/>
     <w:unhideWhenUsed/>
   </w:style>
   <w:style w:type="table" w:default="1" w:styleId="Tablanormal">

--- a/Files/Documento_Inicio_Proyecto_RutasTuristicas.docx
+++ b/Files/Documento_Inicio_Proyecto_RutasTuristicas.docx
@@ -612,6 +612,352 @@
         </w:sectPr>
       </w:pPr>
     </w:p>
+    <w:p>
+      <w:pPr>
+        <w:spacing w:before="0" w:after="80"/>
+      </w:pPr>
+      <w:r>
+        <w:rPr>
+          <w:b/>
+          <w:i w:val="0"/>
+          <w:color w:val="111317"/>
+          <w:sz w:val="38"/>
+          <w:rFonts w:ascii="Segoe UI" w:hAnsi="Segoe UI" w:cs="Segoe UI"/>
+        </w:rPr>
+        <w:t>Contenido</w:t>
+      </w:r>
+    </w:p>
+    <w:p>
+      <w:pPr>
+        <w:spacing w:before="0" w:after="160" w:line="276" w:lineRule="auto"/>
+        <w:pBdr>
+          <w:bottom w:val="single" w:sz="3" w:space="6" w:color="E4E6EA"/>
+        </w:pBdr>
+      </w:pPr>
+      <w:r>
+        <w:rPr>
+          <w:b w:val="0"/>
+          <w:i w:val="0"/>
+          <w:color w:val="6B7280"/>
+          <w:sz w:val="17"/>
+          <w:rFonts w:ascii="Segoe UI" w:hAnsi="Segoe UI" w:cs="Segoe UI"/>
+        </w:rPr>
+        <w:t>Proyecto RT-2026-001 · versión 01.00 · septiembre de 2026</w:t>
+      </w:r>
+    </w:p>
+    <w:tbl>
+      <w:tblPr>
+        <w:tblLook w:firstColumn="1" w:firstRow="1" w:lastColumn="0" w:lastRow="0" w:noHBand="0" w:noVBand="1" w:val="04A0"/>
+        <w:tblBorders>
+          <w:top w:val="none" w:sz="0" w:space="0" w:color="FFFFFF"/>
+          <w:left w:val="none" w:sz="0" w:space="0" w:color="FFFFFF"/>
+          <w:bottom w:val="none" w:sz="0" w:space="0" w:color="FFFFFF"/>
+          <w:right w:val="none" w:sz="0" w:space="0" w:color="FFFFFF"/>
+          <w:insideH w:val="single" w:sz="3" w:space="0" w:color="E4E6EA"/>
+          <w:insideV w:val="none" w:sz="0" w:space="0" w:color="FFFFFF"/>
+        </w:tblBorders>
+        <w:tblCellMar>
+          <w:top w:w="62" w:type="dxa"/>
+          <w:left w:w="0" w:type="dxa"/>
+          <w:bottom w:w="62" w:type="dxa"/>
+          <w:right w:w="0" w:type="dxa"/>
+        </w:tblCellMar>
+        <w:tblLayout w:type="fixed"/>
+        <w:tblW w:w="9072" w:type="dxa"/>
+      </w:tblPr>
+      <w:tblGrid>
+        <w:gridCol w:w="9072"/>
+      </w:tblGrid>
+      <w:tr>
+        <w:trPr>
+          <w:cantSplit/>
+          <w:tblHeader w:val="true"/>
+        </w:trPr>
+        <w:tc>
+          <w:tcPr>
+            <w:tcW w:type="dxa" w:w="9071"/>
+          </w:tcPr>
+          <w:p>
+            <w:pPr>
+              <w:spacing w:after="0" w:before="0" w:line="307" w:lineRule="auto"/>
+            </w:pPr>
+            <w:r>
+              <w:t>1. Identificación del Proyecto</w:t>
+            </w:r>
+          </w:p>
+        </w:tc>
+      </w:tr>
+      <w:tr>
+        <w:trPr>
+          <w:cantSplit/>
+        </w:trPr>
+        <w:tc>
+          <w:tcPr>
+            <w:tcW w:type="dxa" w:w="9071"/>
+          </w:tcPr>
+          <w:p>
+            <w:pPr>
+              <w:spacing w:after="0" w:before="0" w:line="307" w:lineRule="auto"/>
+            </w:pPr>
+            <w:r>
+              <w:t>2. Descripción del Proyecto</w:t>
+            </w:r>
+          </w:p>
+        </w:tc>
+      </w:tr>
+      <w:tr>
+        <w:trPr>
+          <w:cantSplit/>
+        </w:trPr>
+        <w:tc>
+          <w:tcPr>
+            <w:tcW w:type="dxa" w:w="9071"/>
+          </w:tcPr>
+          <w:p>
+            <w:pPr>
+              <w:spacing w:after="0" w:before="0" w:line="307" w:lineRule="auto"/>
+            </w:pPr>
+            <w:r>
+              <w:t>3. Definición del Producto</w:t>
+            </w:r>
+          </w:p>
+        </w:tc>
+      </w:tr>
+      <w:tr>
+        <w:trPr>
+          <w:cantSplit/>
+        </w:trPr>
+        <w:tc>
+          <w:tcPr>
+            <w:tcW w:type="dxa" w:w="9071"/>
+          </w:tcPr>
+          <w:p>
+            <w:pPr>
+              <w:spacing w:after="0" w:before="0" w:line="307" w:lineRule="auto"/>
+            </w:pPr>
+            <w:r>
+              <w:t>3.1 Contenido del informe turístico</w:t>
+            </w:r>
+          </w:p>
+        </w:tc>
+      </w:tr>
+      <w:tr>
+        <w:trPr>
+          <w:cantSplit/>
+        </w:trPr>
+        <w:tc>
+          <w:tcPr>
+            <w:tcW w:type="dxa" w:w="9071"/>
+          </w:tcPr>
+          <w:p>
+            <w:pPr>
+              <w:spacing w:after="0" w:before="0" w:line="307" w:lineRule="auto"/>
+            </w:pPr>
+            <w:r>
+              <w:t>3.2 Perfiles del panel administrativo</w:t>
+            </w:r>
+          </w:p>
+        </w:tc>
+      </w:tr>
+      <w:tr>
+        <w:trPr>
+          <w:cantSplit/>
+        </w:trPr>
+        <w:tc>
+          <w:tcPr>
+            <w:tcW w:type="dxa" w:w="9071"/>
+          </w:tcPr>
+          <w:p>
+            <w:pPr>
+              <w:spacing w:after="0" w:before="0" w:line="307" w:lineRule="auto"/>
+            </w:pPr>
+            <w:r>
+              <w:t>4. Objetivos del Proyecto</w:t>
+            </w:r>
+          </w:p>
+        </w:tc>
+      </w:tr>
+      <w:tr>
+        <w:trPr>
+          <w:cantSplit/>
+        </w:trPr>
+        <w:tc>
+          <w:tcPr>
+            <w:tcW w:type="dxa" w:w="9071"/>
+          </w:tcPr>
+          <w:p>
+            <w:pPr>
+              <w:spacing w:after="0" w:before="0" w:line="307" w:lineRule="auto"/>
+            </w:pPr>
+            <w:r>
+              <w:t>5. Designación de Especialistas</w:t>
+            </w:r>
+          </w:p>
+        </w:tc>
+      </w:tr>
+      <w:tr>
+        <w:trPr>
+          <w:cantSplit/>
+        </w:trPr>
+        <w:tc>
+          <w:tcPr>
+            <w:tcW w:type="dxa" w:w="9071"/>
+          </w:tcPr>
+          <w:p>
+            <w:pPr>
+              <w:spacing w:after="0" w:before="0" w:line="307" w:lineRule="auto"/>
+            </w:pPr>
+            <w:r>
+              <w:t>5.1 Analista de Negocios</w:t>
+            </w:r>
+          </w:p>
+        </w:tc>
+      </w:tr>
+      <w:tr>
+        <w:trPr>
+          <w:cantSplit/>
+        </w:trPr>
+        <w:tc>
+          <w:tcPr>
+            <w:tcW w:type="dxa" w:w="9071"/>
+          </w:tcPr>
+          <w:p>
+            <w:pPr>
+              <w:spacing w:after="0" w:before="0" w:line="307" w:lineRule="auto"/>
+            </w:pPr>
+            <w:r>
+              <w:t>5.2 Arquitecta de Software</w:t>
+            </w:r>
+          </w:p>
+        </w:tc>
+      </w:tr>
+      <w:tr>
+        <w:trPr>
+          <w:cantSplit/>
+        </w:trPr>
+        <w:tc>
+          <w:tcPr>
+            <w:tcW w:type="dxa" w:w="9071"/>
+          </w:tcPr>
+          <w:p>
+            <w:pPr>
+              <w:spacing w:after="0" w:before="0" w:line="307" w:lineRule="auto"/>
+            </w:pPr>
+            <w:r>
+              <w:t>5.3 Desarrollador</w:t>
+            </w:r>
+          </w:p>
+        </w:tc>
+      </w:tr>
+      <w:tr>
+        <w:trPr>
+          <w:cantSplit/>
+        </w:trPr>
+        <w:tc>
+          <w:tcPr>
+            <w:tcW w:type="dxa" w:w="9071"/>
+          </w:tcPr>
+          <w:p>
+            <w:pPr>
+              <w:spacing w:after="0" w:before="0" w:line="307" w:lineRule="auto"/>
+            </w:pPr>
+            <w:r>
+              <w:t>5.4 Asegurador de Calidad</w:t>
+            </w:r>
+          </w:p>
+        </w:tc>
+      </w:tr>
+      <w:tr>
+        <w:trPr>
+          <w:cantSplit/>
+        </w:trPr>
+        <w:tc>
+          <w:tcPr>
+            <w:tcW w:type="dxa" w:w="9071"/>
+          </w:tcPr>
+          <w:p>
+            <w:pPr>
+              <w:spacing w:after="0" w:before="0" w:line="307" w:lineRule="auto"/>
+            </w:pPr>
+            <w:r>
+              <w:t>5.5 Jefe del Proyecto</w:t>
+            </w:r>
+          </w:p>
+        </w:tc>
+      </w:tr>
+      <w:tr>
+        <w:trPr>
+          <w:cantSplit/>
+        </w:trPr>
+        <w:tc>
+          <w:tcPr>
+            <w:tcW w:type="dxa" w:w="9071"/>
+          </w:tcPr>
+          <w:p>
+            <w:pPr>
+              <w:spacing w:after="0" w:before="0" w:line="307" w:lineRule="auto"/>
+            </w:pPr>
+            <w:r>
+              <w:t>6. Cronograma de Hitos</w:t>
+            </w:r>
+          </w:p>
+        </w:tc>
+      </w:tr>
+      <w:tr>
+        <w:trPr>
+          <w:cantSplit/>
+        </w:trPr>
+        <w:tc>
+          <w:tcPr>
+            <w:tcW w:type="dxa" w:w="9071"/>
+          </w:tcPr>
+          <w:p>
+            <w:pPr>
+              <w:spacing w:after="0" w:before="0" w:line="307" w:lineRule="auto"/>
+            </w:pPr>
+            <w:r>
+              <w:t>7. Organizaciones que Intervienen</w:t>
+            </w:r>
+          </w:p>
+        </w:tc>
+      </w:tr>
+      <w:tr>
+        <w:trPr>
+          <w:cantSplit/>
+        </w:trPr>
+        <w:tc>
+          <w:tcPr>
+            <w:tcW w:type="dxa" w:w="9071"/>
+          </w:tcPr>
+          <w:p>
+            <w:pPr>
+              <w:spacing w:after="0" w:before="0" w:line="307" w:lineRule="auto"/>
+            </w:pPr>
+            <w:r>
+              <w:t>8. Principales Amenazas del Proyecto</w:t>
+            </w:r>
+          </w:p>
+        </w:tc>
+      </w:tr>
+      <w:tr>
+        <w:trPr>
+          <w:cantSplit/>
+        </w:trPr>
+        <w:tc>
+          <w:tcPr>
+            <w:tcW w:type="dxa" w:w="9071"/>
+          </w:tcPr>
+          <w:p>
+            <w:pPr>
+              <w:spacing w:after="0" w:before="0" w:line="307" w:lineRule="auto"/>
+            </w:pPr>
+            <w:r>
+              <w:t>9. Aprobación del Documento</w:t>
+            </w:r>
+          </w:p>
+        </w:tc>
+      </w:tr>
+    </w:tbl>
     <w:tbl>
       <w:tblPr>
         <w:tblW w:w="9072" w:type="dxa"/>
@@ -1135,7 +1481,7 @@
     </w:p>
     <w:p>
       <w:pPr>
-        <w:spacing w:after="100" w:line="331" w:lineRule="auto"/>
+        <w:spacing w:after="160" w:line="276" w:lineRule="auto"/>
         <w:jc w:val="both"/>
         <w:rPr>
           <w:lang w:val="es-PE"/>
@@ -1150,7 +1496,7 @@
     </w:p>
     <w:p>
       <w:pPr>
-        <w:spacing w:after="100" w:line="331" w:lineRule="auto"/>
+        <w:spacing w:after="160" w:line="276" w:lineRule="auto"/>
         <w:jc w:val="both"/>
         <w:rPr>
           <w:lang w:val="es-PE"/>
@@ -1207,7 +1553,7 @@
     </w:p>
     <w:p>
       <w:pPr>
-        <w:spacing w:after="100" w:line="331" w:lineRule="auto"/>
+        <w:spacing w:after="160" w:line="276" w:lineRule="auto"/>
         <w:jc w:val="both"/>
         <w:rPr>
           <w:lang w:val="es-PE"/>
@@ -1222,7 +1568,7 @@
     </w:p>
     <w:p>
       <w:pPr>
-        <w:spacing w:after="100" w:line="331" w:lineRule="auto"/>
+        <w:spacing w:after="160" w:line="276" w:lineRule="auto"/>
         <w:jc w:val="both"/>
         <w:rPr>
           <w:lang w:val="es-PE"/>
@@ -1349,7 +1695,7 @@
     </w:p>
     <w:p>
       <w:pPr>
-        <w:spacing w:after="180" w:line="341" w:lineRule="auto"/>
+        <w:spacing w:after="160" w:line="276" w:lineRule="auto"/>
         <w:jc w:val="both"/>
       </w:pPr>
       <w:r>
@@ -1362,21 +1708,21 @@
         <w:pBdr>
           <w:left w:val="single" w:sz="18" w:space="8" w:color="E30613"/>
         </w:pBdr>
-        <w:spacing w:before="400" w:after="160"/>
+        <w:spacing w:before="320" w:after="120"/>
         <w:ind w:left="200"/>
       </w:pPr>
       <w:r>
         <w:rPr>
           <w:b/>
           <w:color w:val="111317"/>
-          <w:sz w:val="26"/>
+          <w:sz w:val="24"/>
         </w:rPr>
         <w:t>3.1 Contenido del informe turístico</w:t>
       </w:r>
     </w:p>
     <w:p>
       <w:pPr>
-        <w:spacing w:after="100" w:line="331" w:lineRule="auto"/>
+        <w:spacing w:after="160" w:line="276" w:lineRule="auto"/>
         <w:ind w:left="320" w:hanging="320"/>
         <w:jc w:val="both"/>
       </w:pPr>
@@ -1393,7 +1739,7 @@
     </w:p>
     <w:p>
       <w:pPr>
-        <w:spacing w:after="100" w:line="331" w:lineRule="auto"/>
+        <w:spacing w:after="160" w:line="276" w:lineRule="auto"/>
         <w:ind w:left="320" w:hanging="320"/>
         <w:jc w:val="both"/>
       </w:pPr>
@@ -1410,7 +1756,7 @@
     </w:p>
     <w:p>
       <w:pPr>
-        <w:spacing w:after="100" w:line="331" w:lineRule="auto"/>
+        <w:spacing w:after="160" w:line="276" w:lineRule="auto"/>
         <w:ind w:left="320" w:hanging="320"/>
         <w:jc w:val="both"/>
       </w:pPr>
@@ -1427,7 +1773,7 @@
     </w:p>
     <w:p>
       <w:pPr>
-        <w:spacing w:after="100" w:line="331" w:lineRule="auto"/>
+        <w:spacing w:after="160" w:line="276" w:lineRule="auto"/>
         <w:ind w:left="320" w:hanging="320"/>
         <w:jc w:val="both"/>
       </w:pPr>
@@ -1444,7 +1790,7 @@
     </w:p>
     <w:p>
       <w:pPr>
-        <w:spacing w:after="100" w:line="331" w:lineRule="auto"/>
+        <w:spacing w:after="160" w:line="276" w:lineRule="auto"/>
         <w:ind w:left="320" w:hanging="320"/>
         <w:jc w:val="both"/>
       </w:pPr>
@@ -1466,49 +1812,18 @@
     </w:p>
     <w:p>
       <w:pPr>
-        <w:spacing w:before="100" w:after="260"/>
+        <w:keepLines/>
+        <w:spacing w:before="40" w:after="240"/>
+        <w:jc w:val="center"/>
       </w:pPr>
       <w:r>
         <w:rPr>
-          <w:b/>
-          <w:color w:val="E30613"/>
-          <w:sz w:val="16"/>
+          <w:b w:val="0"/>
+          <w:i w:val="0"/>
+          <w:color w:val="6B7280"/>
+          <w:sz w:val="18"/>
         </w:rPr>
-        <w:drawing>
-          <wp:inline distT="0" distB="0" distL="0" distR="0" wp14:anchorId="7EB2295C" wp14:editId="56A45AC0">
-            <wp:extent cx="5760720" cy="1969770"/>
-            <wp:effectExtent l="0" t="0" r="0" b="0"/>
-            <wp:docPr id="957163510" name="Imagen 1"/>
-            <wp:cNvGraphicFramePr>
-              <a:graphicFrameLocks xmlns:a="http://schemas.openxmlformats.org/drawingml/2006/main" noChangeAspect="1"/>
-            </wp:cNvGraphicFramePr>
-            <a:graphic xmlns:a="http://schemas.openxmlformats.org/drawingml/2006/main">
-              <a:graphicData uri="http://schemas.openxmlformats.org/drawingml/2006/picture">
-                <pic:pic xmlns:pic="http://schemas.openxmlformats.org/drawingml/2006/picture">
-                  <pic:nvPicPr>
-                    <pic:cNvPr id="957163510" name=""/>
-                    <pic:cNvPicPr/>
-                  </pic:nvPicPr>
-                  <pic:blipFill>
-                    <a:blip r:embed="rId14"/>
-                    <a:stretch>
-                      <a:fillRect/>
-                    </a:stretch>
-                  </pic:blipFill>
-                  <pic:spPr>
-                    <a:xfrm>
-                      <a:off x="0" y="0"/>
-                      <a:ext cx="5760720" cy="1969770"/>
-                    </a:xfrm>
-                    <a:prstGeom prst="rect">
-                      <a:avLst/>
-                    </a:prstGeom>
-                  </pic:spPr>
-                </pic:pic>
-              </a:graphicData>
-            </a:graphic>
-          </wp:inline>
-        </w:drawing>
+        <w:t>Figura 1. Maqueta del informe turístico consolidado entregado al ciudadano.</w:t>
       </w:r>
       <w:proofErr w:type="spellStart"/>
       <w:r>
@@ -1517,7 +1832,6 @@
           <w:color w:val="E30613"/>
           <w:sz w:val="16"/>
         </w:rPr>
-        <w:t>Figura</w:t>
       </w:r>
       <w:proofErr w:type="spellEnd"/>
       <w:r>
@@ -1526,14 +1840,12 @@
           <w:color w:val="E30613"/>
           <w:sz w:val="16"/>
         </w:rPr>
-        <w:t xml:space="preserve"> 2. </w:t>
       </w:r>
       <w:r>
         <w:rPr>
           <w:color w:val="6B7280"/>
           <w:sz w:val="16"/>
         </w:rPr>
-        <w:t>Maqueta del informe turístico consolidado entregado al ciudadano.</w:t>
       </w:r>
     </w:p>
     <w:p>
@@ -1542,14 +1854,14 @@
         <w:pBdr>
           <w:left w:val="single" w:sz="18" w:space="8" w:color="E30613"/>
         </w:pBdr>
-        <w:spacing w:before="400" w:after="160"/>
+        <w:spacing w:before="320" w:after="120"/>
         <w:ind w:left="200"/>
       </w:pPr>
       <w:r>
         <w:rPr>
           <w:b/>
           <w:color w:val="111317"/>
-          <w:sz w:val="26"/>
+          <w:sz w:val="24"/>
         </w:rPr>
         <w:t>3.2 Perfiles del panel administrativo</w:t>
       </w:r>
@@ -2289,14 +2601,14 @@
         <w:pBdr>
           <w:left w:val="single" w:sz="18" w:space="8" w:color="E30613"/>
         </w:pBdr>
-        <w:spacing w:before="400" w:after="160"/>
+        <w:spacing w:before="320" w:after="120"/>
         <w:ind w:left="200"/>
       </w:pPr>
       <w:r>
         <w:rPr>
           <w:b/>
           <w:color w:val="111317"/>
-          <w:sz w:val="26"/>
+          <w:sz w:val="24"/>
         </w:rPr>
         <w:t>5.1  Analista de Negocios</w:t>
       </w:r>
@@ -2575,7 +2887,7 @@
     </w:p>
     <w:p>
       <w:pPr>
-        <w:spacing w:after="100" w:line="331" w:lineRule="auto"/>
+        <w:spacing w:after="160" w:line="276" w:lineRule="auto"/>
         <w:ind w:left="320" w:hanging="320"/>
         <w:jc w:val="both"/>
       </w:pPr>
@@ -2596,7 +2908,7 @@
     </w:p>
     <w:p>
       <w:pPr>
-        <w:spacing w:after="100" w:line="331" w:lineRule="auto"/>
+        <w:spacing w:after="160" w:line="276" w:lineRule="auto"/>
         <w:ind w:left="320" w:hanging="320"/>
         <w:jc w:val="both"/>
       </w:pPr>
@@ -2617,7 +2929,7 @@
     </w:p>
     <w:p>
       <w:pPr>
-        <w:spacing w:after="100" w:line="331" w:lineRule="auto"/>
+        <w:spacing w:after="160" w:line="276" w:lineRule="auto"/>
         <w:ind w:left="320" w:hanging="320"/>
         <w:jc w:val="both"/>
       </w:pPr>
@@ -2638,7 +2950,7 @@
     </w:p>
     <w:p>
       <w:pPr>
-        <w:spacing w:after="100" w:line="331" w:lineRule="auto"/>
+        <w:spacing w:after="160" w:line="276" w:lineRule="auto"/>
         <w:ind w:left="320" w:hanging="320"/>
         <w:jc w:val="both"/>
       </w:pPr>
@@ -2659,7 +2971,7 @@
     </w:p>
     <w:p>
       <w:pPr>
-        <w:spacing w:after="100" w:line="331" w:lineRule="auto"/>
+        <w:spacing w:after="160" w:line="276" w:lineRule="auto"/>
         <w:ind w:left="320" w:hanging="320"/>
         <w:jc w:val="both"/>
       </w:pPr>
@@ -2689,14 +3001,14 @@
         <w:pBdr>
           <w:left w:val="single" w:sz="18" w:space="8" w:color="E30613"/>
         </w:pBdr>
-        <w:spacing w:before="400" w:after="160"/>
+        <w:spacing w:before="320" w:after="120"/>
         <w:ind w:left="200"/>
       </w:pPr>
       <w:r>
         <w:rPr>
           <w:b/>
           <w:color w:val="111317"/>
-          <w:sz w:val="26"/>
+          <w:sz w:val="24"/>
         </w:rPr>
         <w:t>5.2  Arquitecta de Software</w:t>
       </w:r>
@@ -3050,7 +3362,7 @@
     </w:p>
     <w:p>
       <w:pPr>
-        <w:spacing w:after="100" w:line="331" w:lineRule="auto"/>
+        <w:spacing w:after="160" w:line="276" w:lineRule="auto"/>
         <w:ind w:left="320" w:hanging="320"/>
         <w:jc w:val="both"/>
       </w:pPr>
@@ -3071,7 +3383,7 @@
     </w:p>
     <w:p>
       <w:pPr>
-        <w:spacing w:after="100" w:line="331" w:lineRule="auto"/>
+        <w:spacing w:after="160" w:line="276" w:lineRule="auto"/>
         <w:ind w:left="320" w:hanging="320"/>
         <w:jc w:val="both"/>
       </w:pPr>
@@ -3092,7 +3404,7 @@
     </w:p>
     <w:p>
       <w:pPr>
-        <w:spacing w:after="100" w:line="331" w:lineRule="auto"/>
+        <w:spacing w:after="160" w:line="276" w:lineRule="auto"/>
         <w:ind w:left="320" w:hanging="320"/>
         <w:jc w:val="both"/>
       </w:pPr>
@@ -3113,7 +3425,7 @@
     </w:p>
     <w:p>
       <w:pPr>
-        <w:spacing w:after="100" w:line="331" w:lineRule="auto"/>
+        <w:spacing w:after="160" w:line="276" w:lineRule="auto"/>
         <w:ind w:left="320" w:hanging="320"/>
         <w:jc w:val="both"/>
       </w:pPr>
@@ -3143,14 +3455,14 @@
         <w:pBdr>
           <w:left w:val="single" w:sz="18" w:space="8" w:color="E30613"/>
         </w:pBdr>
-        <w:spacing w:before="400" w:after="160"/>
+        <w:spacing w:before="320" w:after="120"/>
         <w:ind w:left="200"/>
       </w:pPr>
       <w:r>
         <w:rPr>
           <w:b/>
           <w:color w:val="111317"/>
-          <w:sz w:val="26"/>
+          <w:sz w:val="24"/>
         </w:rPr>
         <w:t>5.3  Desarrollador</w:t>
       </w:r>
@@ -3429,7 +3741,7 @@
     </w:p>
     <w:p>
       <w:pPr>
-        <w:spacing w:after="100" w:line="331" w:lineRule="auto"/>
+        <w:spacing w:after="160" w:line="276" w:lineRule="auto"/>
         <w:ind w:left="320" w:hanging="320"/>
         <w:jc w:val="both"/>
       </w:pPr>
@@ -3450,7 +3762,7 @@
     </w:p>
     <w:p>
       <w:pPr>
-        <w:spacing w:after="100" w:line="331" w:lineRule="auto"/>
+        <w:spacing w:after="160" w:line="276" w:lineRule="auto"/>
         <w:ind w:left="320" w:hanging="320"/>
         <w:jc w:val="both"/>
       </w:pPr>
@@ -3471,7 +3783,7 @@
     </w:p>
     <w:p>
       <w:pPr>
-        <w:spacing w:after="100" w:line="331" w:lineRule="auto"/>
+        <w:spacing w:after="160" w:line="276" w:lineRule="auto"/>
         <w:ind w:left="320" w:hanging="320"/>
         <w:jc w:val="both"/>
       </w:pPr>
@@ -3492,7 +3804,7 @@
     </w:p>
     <w:p>
       <w:pPr>
-        <w:spacing w:after="100" w:line="331" w:lineRule="auto"/>
+        <w:spacing w:after="160" w:line="276" w:lineRule="auto"/>
         <w:ind w:left="320" w:hanging="320"/>
         <w:jc w:val="both"/>
       </w:pPr>
@@ -3513,7 +3825,7 @@
     </w:p>
     <w:p>
       <w:pPr>
-        <w:spacing w:after="100" w:line="331" w:lineRule="auto"/>
+        <w:spacing w:after="160" w:line="276" w:lineRule="auto"/>
         <w:ind w:left="320" w:hanging="320"/>
         <w:jc w:val="both"/>
       </w:pPr>
@@ -3543,14 +3855,14 @@
         <w:pBdr>
           <w:left w:val="single" w:sz="18" w:space="8" w:color="E30613"/>
         </w:pBdr>
-        <w:spacing w:before="400" w:after="160"/>
+        <w:spacing w:before="320" w:after="120"/>
         <w:ind w:left="200"/>
       </w:pPr>
       <w:r>
         <w:rPr>
           <w:b/>
           <w:color w:val="111317"/>
-          <w:sz w:val="26"/>
+          <w:sz w:val="24"/>
         </w:rPr>
         <w:t>5.4  Asegurador de Calidad</w:t>
       </w:r>
@@ -3829,7 +4141,7 @@
     </w:p>
     <w:p>
       <w:pPr>
-        <w:spacing w:after="100" w:line="331" w:lineRule="auto"/>
+        <w:spacing w:after="160" w:line="276" w:lineRule="auto"/>
         <w:ind w:left="320" w:hanging="320"/>
         <w:jc w:val="both"/>
       </w:pPr>
@@ -3850,7 +4162,7 @@
     </w:p>
     <w:p>
       <w:pPr>
-        <w:spacing w:after="100" w:line="331" w:lineRule="auto"/>
+        <w:spacing w:after="160" w:line="276" w:lineRule="auto"/>
         <w:ind w:left="320" w:hanging="320"/>
         <w:jc w:val="both"/>
       </w:pPr>
@@ -3871,7 +4183,7 @@
     </w:p>
     <w:p>
       <w:pPr>
-        <w:spacing w:after="100" w:line="331" w:lineRule="auto"/>
+        <w:spacing w:after="160" w:line="276" w:lineRule="auto"/>
         <w:ind w:left="320" w:hanging="320"/>
         <w:jc w:val="both"/>
       </w:pPr>
@@ -3892,7 +4204,7 @@
     </w:p>
     <w:p>
       <w:pPr>
-        <w:spacing w:after="100" w:line="331" w:lineRule="auto"/>
+        <w:spacing w:after="160" w:line="276" w:lineRule="auto"/>
         <w:ind w:left="320" w:hanging="320"/>
         <w:jc w:val="both"/>
       </w:pPr>
@@ -3913,7 +4225,7 @@
     </w:p>
     <w:p>
       <w:pPr>
-        <w:spacing w:after="100" w:line="331" w:lineRule="auto"/>
+        <w:spacing w:after="160" w:line="276" w:lineRule="auto"/>
         <w:ind w:left="320" w:hanging="320"/>
         <w:jc w:val="both"/>
       </w:pPr>
@@ -3943,14 +4255,14 @@
         <w:pBdr>
           <w:left w:val="single" w:sz="18" w:space="8" w:color="E30613"/>
         </w:pBdr>
-        <w:spacing w:before="400" w:after="160"/>
+        <w:spacing w:before="320" w:after="120"/>
         <w:ind w:left="200"/>
       </w:pPr>
       <w:r>
         <w:rPr>
           <w:b/>
           <w:color w:val="111317"/>
-          <w:sz w:val="26"/>
+          <w:sz w:val="24"/>
         </w:rPr>
         <w:t>5.5  Jefe del Proyecto</w:t>
       </w:r>
@@ -4230,7 +4542,7 @@
     </w:p>
     <w:p>
       <w:pPr>
-        <w:spacing w:after="100" w:line="331" w:lineRule="auto"/>
+        <w:spacing w:after="160" w:line="276" w:lineRule="auto"/>
         <w:ind w:left="320" w:hanging="320"/>
         <w:jc w:val="both"/>
       </w:pPr>
@@ -4251,7 +4563,7 @@
     </w:p>
     <w:p>
       <w:pPr>
-        <w:spacing w:after="100" w:line="331" w:lineRule="auto"/>
+        <w:spacing w:after="160" w:line="276" w:lineRule="auto"/>
         <w:ind w:left="320" w:hanging="320"/>
         <w:jc w:val="both"/>
       </w:pPr>
@@ -4272,7 +4584,7 @@
     </w:p>
     <w:p>
       <w:pPr>
-        <w:spacing w:after="100" w:line="331" w:lineRule="auto"/>
+        <w:spacing w:after="160" w:line="276" w:lineRule="auto"/>
         <w:ind w:left="320" w:hanging="320"/>
         <w:jc w:val="both"/>
       </w:pPr>
@@ -4293,7 +4605,7 @@
     </w:p>
     <w:p>
       <w:pPr>
-        <w:spacing w:after="100" w:line="331" w:lineRule="auto"/>
+        <w:spacing w:after="160" w:line="276" w:lineRule="auto"/>
         <w:ind w:left="320" w:hanging="320"/>
         <w:jc w:val="both"/>
       </w:pPr>
